--- a/00-首页/题组Word/习题书/第三篇-有机化学/12-高分子化学-学生版.docx
+++ b/00-首页/题组Word/习题书/第三篇-有机化学/12-高分子化学-学生版.docx
@@ -111,6 +111,21 @@
         </w:rPr>
         <w:t>？</w:t>
       </w:r>
+    </w:p>
+    <w:p>
+      <w:pPr>
+        <w:spacing w:before="0" w:after="0"/>
+      </w:pPr>
+    </w:p>
+    <w:p>
+      <w:pPr>
+        <w:spacing w:before="0" w:after="0"/>
+      </w:pPr>
+    </w:p>
+    <w:p>
+      <w:pPr>
+        <w:spacing w:before="0" w:after="0"/>
+      </w:pPr>
     </w:p>
     <w:p>
       <w:pPr>
@@ -600,6 +615,16 @@
     </w:p>
     <w:p>
       <w:pPr>
+        <w:spacing w:before="0" w:after="0"/>
+      </w:pPr>
+    </w:p>
+    <w:p>
+      <w:pPr>
+        <w:spacing w:before="0" w:after="0"/>
+      </w:pPr>
+    </w:p>
+    <w:p>
+      <w:pPr>
         <w:spacing w:before="160" w:after="80"/>
       </w:pPr>
       <w:r>
@@ -851,6 +876,16 @@
         </w:rPr>
         <w:t xml:space="preserve">其聚合方式和聚苯乙烯相同</w:t>
       </w:r>
+    </w:p>
+    <w:p>
+      <w:pPr>
+        <w:spacing w:before="0" w:after="0"/>
+      </w:pPr>
+    </w:p>
+    <w:p>
+      <w:pPr>
+        <w:spacing w:before="0" w:after="0"/>
+      </w:pPr>
     </w:p>
     <w:p>
       <w:pPr>
@@ -1309,7 +1344,7 @@
         </w:rPr>
         <w:drawing>
           <wp:inline>
-            <wp:extent cx="2298700" cy="2692400"/>
+            <wp:extent cx="2298700" cy="2688310"/>
             <wp:effectExtent b="0" l="0" r="0" t="0"/>
             <wp:docPr descr="" title="" id="17" name="Picture"/>
             <a:graphic>
@@ -1330,7 +1365,7 @@
                   <pic:spPr bwMode="auto">
                     <a:xfrm>
                       <a:off x="0" y="0"/>
-                      <a:ext cx="2298700" cy="2692400"/>
+                      <a:ext cx="2298700" cy="2688310"/>
                     </a:xfrm>
                     <a:prstGeom prst="rect">
                       <a:avLst/>
@@ -1403,6 +1438,16 @@
     </w:p>
     <w:p>
       <w:pPr>
+        <w:spacing w:before="0" w:after="0"/>
+      </w:pPr>
+    </w:p>
+    <w:p>
+      <w:pPr>
+        <w:spacing w:before="0" w:after="0"/>
+      </w:pPr>
+    </w:p>
+    <w:p>
+      <w:pPr>
         <w:spacing w:before="160" w:after="80"/>
       </w:pPr>
       <w:r>
@@ -1727,6 +1772,46 @@
         </w:rPr>
         <w:t>。</w:t>
       </w:r>
+    </w:p>
+    <w:p>
+      <w:pPr>
+        <w:spacing w:before="0" w:after="0"/>
+      </w:pPr>
+    </w:p>
+    <w:p>
+      <w:pPr>
+        <w:spacing w:before="0" w:after="0"/>
+      </w:pPr>
+    </w:p>
+    <w:p>
+      <w:pPr>
+        <w:spacing w:before="0" w:after="0"/>
+      </w:pPr>
+    </w:p>
+    <w:p>
+      <w:pPr>
+        <w:spacing w:before="0" w:after="0"/>
+      </w:pPr>
+    </w:p>
+    <w:p>
+      <w:pPr>
+        <w:spacing w:before="0" w:after="0"/>
+      </w:pPr>
+    </w:p>
+    <w:p>
+      <w:pPr>
+        <w:spacing w:before="0" w:after="0"/>
+      </w:pPr>
+    </w:p>
+    <w:p>
+      <w:pPr>
+        <w:spacing w:before="0" w:after="0"/>
+      </w:pPr>
+    </w:p>
+    <w:p>
+      <w:pPr>
+        <w:spacing w:before="0" w:after="0"/>
+      </w:pPr>
     </w:p>
     <w:p>
       <w:pPr>
@@ -1801,6 +1886,8 @@
           <w:ilvl w:val="0"/>
           <w:numId w:val="1003"/>
         </w:numPr>
+        <w:ind w:left="480" w:hanging="480"/>
+        <w:spacing w:after="0"/>
       </w:pPr>
       <w:r>
         <w:rPr>
@@ -1855,72 +1942,6 @@
           <w:rFonts w:ascii="Times New Roman" w:hAnsi="Times New Roman" w:eastAsia="Times New Roman" w:cs="Times New Roman"/>
         </w:rPr>
         <w:t xml:space="preserve"> </w:t>
-      </w:r>
-      <w:r>
-        <w:rPr>
-          <w:rFonts w:ascii="Times New Roman" w:hAnsi="Times New Roman" w:eastAsia="Times New Roman" w:cs="Times New Roman"/>
-        </w:rPr>
-        <w:t xml:space="preserve">A. </w:t>
-      </w:r>
-      <w:r>
-        <w:rPr>
-          <w:rFonts w:hint="eastAsia" w:ascii="Times New Roman" w:hAnsi="Times New Roman" w:eastAsia="FangSong" w:cs="Times New Roman"/>
-        </w:rPr>
-        <w:t xml:space="preserve">变好</w:t>
-      </w:r>
-      <w:r>
-        <w:rPr>
-          <w:rFonts w:ascii="Times New Roman" w:hAnsi="Times New Roman" w:eastAsia="Times New Roman" w:cs="Times New Roman"/>
-        </w:rPr>
-        <w:t xml:space="preserve"> </w:t>
-      </w:r>
-      <w:r>
-        <w:rPr>
-          <w:rFonts w:ascii="Times New Roman" w:hAnsi="Times New Roman" w:eastAsia="Times New Roman" w:cs="Times New Roman"/>
-        </w:rPr>
-        <w:t xml:space="preserve">B. </w:t>
-      </w:r>
-      <w:r>
-        <w:rPr>
-          <w:rFonts w:hint="eastAsia" w:ascii="Times New Roman" w:hAnsi="Times New Roman" w:eastAsia="FangSong" w:cs="Times New Roman"/>
-        </w:rPr>
-        <w:t xml:space="preserve">变差</w:t>
-      </w:r>
-      <w:r>
-        <w:rPr>
-          <w:rFonts w:ascii="Times New Roman" w:hAnsi="Times New Roman" w:eastAsia="Times New Roman" w:cs="Times New Roman"/>
-        </w:rPr>
-        <w:t xml:space="preserve"> </w:t>
-      </w:r>
-      <w:r>
-        <w:rPr>
-          <w:rFonts w:ascii="Times New Roman" w:hAnsi="Times New Roman" w:eastAsia="Times New Roman" w:cs="Times New Roman"/>
-        </w:rPr>
-        <w:t xml:space="preserve">C. </w:t>
-      </w:r>
-      <w:r>
-        <w:rPr>
-          <w:rFonts w:hint="eastAsia" w:ascii="Times New Roman" w:hAnsi="Times New Roman" w:eastAsia="FangSong" w:cs="Times New Roman"/>
-        </w:rPr>
-        <w:t xml:space="preserve">基本不变</w:t>
-      </w:r>
-      <w:r>
-        <w:rPr>
-          <w:rFonts w:ascii="Times New Roman" w:hAnsi="Times New Roman" w:eastAsia="Times New Roman" w:cs="Times New Roman"/>
-        </w:rPr>
-        <w:t xml:space="preserve"> </w:t>
-      </w:r>
-      <w:r>
-        <w:rPr>
-          <w:rFonts w:ascii="Times New Roman" w:hAnsi="Times New Roman" w:eastAsia="Times New Roman" w:cs="Times New Roman"/>
-        </w:rPr>
-        <w:t xml:space="preserve">D. </w:t>
-      </w:r>
-      <w:r>
-        <w:rPr>
-          <w:rFonts w:hint="eastAsia" w:ascii="Times New Roman" w:hAnsi="Times New Roman" w:eastAsia="FangSong" w:cs="Times New Roman"/>
-        </w:rPr>
-        <w:t xml:space="preserve">是玄学</w:t>
       </w:r>
     </w:p>
     <w:p>
@@ -1929,25 +1950,9 @@
           <w:ilvl w:val="0"/>
           <w:numId w:val="1003"/>
         </w:numPr>
-      </w:pPr>
-      <w:r>
-        <w:rPr>
-          <w:rFonts w:hint="eastAsia" w:ascii="Times New Roman" w:hAnsi="Times New Roman" w:eastAsia="FangSong" w:cs="Times New Roman"/>
-        </w:rPr>
-        <w:t>以下哪种塑料燃烧会释放剧毒的二噁英</w:t>
-      </w:r>
-      <w:r>
-        <w:rPr>
-          <w:rFonts w:hint="eastAsia" w:ascii="Times New Roman" w:hAnsi="Times New Roman" w:eastAsia="Times New Roman" w:cs="Times New Roman"/>
-        </w:rPr>
-        <w:t>？（）</w:t>
-      </w:r>
-      <w:r>
-        <w:rPr>
-          <w:rFonts w:ascii="Times New Roman" w:hAnsi="Times New Roman" w:eastAsia="Times New Roman" w:cs="Times New Roman"/>
-        </w:rPr>
-        <w:t xml:space="preserve"> </w:t>
-      </w:r>
+        <w:ind w:left="480" w:hanging="480"/>
+        <w:spacing w:before="0" w:after="0"/>
+      </w:pPr>
       <w:r>
         <w:rPr>
           <w:rFonts w:ascii="Times New Roman" w:hAnsi="Times New Roman" w:eastAsia="Times New Roman" w:cs="Times New Roman"/>
@@ -1958,67 +1963,13 @@
         <w:rPr>
           <w:rFonts w:hint="eastAsia" w:ascii="Times New Roman" w:hAnsi="Times New Roman" w:eastAsia="FangSong" w:cs="Times New Roman"/>
         </w:rPr>
-        <w:t xml:space="preserve">聚丙烯</w:t>
-      </w:r>
-      <w:r>
-        <w:rPr>
-          <w:rFonts w:ascii="Times New Roman" w:hAnsi="Times New Roman" w:eastAsia="Times New Roman" w:cs="Times New Roman"/>
-        </w:rPr>
-        <w:t xml:space="preserve"> </w:t>
-      </w:r>
-      <w:r>
-        <w:rPr>
-          <w:rFonts w:ascii="Times New Roman" w:hAnsi="Times New Roman" w:eastAsia="Times New Roman" w:cs="Times New Roman"/>
-        </w:rPr>
-        <w:t xml:space="preserve">B. </w:t>
-      </w:r>
-      <w:r>
-        <w:rPr>
-          <w:rFonts w:hint="eastAsia" w:ascii="Times New Roman" w:hAnsi="Times New Roman" w:eastAsia="FangSong" w:cs="Times New Roman"/>
-        </w:rPr>
-        <w:t xml:space="preserve">聚氯乙烯</w:t>
-      </w:r>
-      <w:r>
-        <w:rPr>
-          <w:rFonts w:ascii="Times New Roman" w:hAnsi="Times New Roman" w:eastAsia="Times New Roman" w:cs="Times New Roman"/>
-        </w:rPr>
-        <w:t xml:space="preserve"> </w:t>
-      </w:r>
-      <w:r>
-        <w:rPr>
-          <w:rFonts w:ascii="Times New Roman" w:hAnsi="Times New Roman" w:eastAsia="Times New Roman" w:cs="Times New Roman"/>
-        </w:rPr>
-        <w:t xml:space="preserve">C. </w:t>
-      </w:r>
-      <w:r>
-        <w:rPr>
-          <w:rFonts w:hint="eastAsia" w:ascii="Times New Roman" w:hAnsi="Times New Roman" w:eastAsia="FangSong" w:cs="Times New Roman"/>
-        </w:rPr>
-        <w:t xml:space="preserve">双酚</w:t>
-      </w:r>
-      <w:r>
-        <w:rPr>
-          <w:rFonts w:ascii="Times New Roman" w:hAnsi="Times New Roman" w:eastAsia="Times New Roman" w:cs="Times New Roman"/>
-        </w:rPr>
-        <w:t xml:space="preserve"> A</w:t>
-      </w:r>
-      <w:r>
-        <w:rPr>
-          <w:rFonts w:ascii="Times New Roman" w:hAnsi="Times New Roman" w:eastAsia="Times New Roman" w:cs="Times New Roman"/>
-        </w:rPr>
-        <w:t xml:space="preserve"> </w:t>
-      </w:r>
-      <w:r>
-        <w:rPr>
-          <w:rFonts w:ascii="Times New Roman" w:hAnsi="Times New Roman" w:eastAsia="Times New Roman" w:cs="Times New Roman"/>
-        </w:rPr>
-        <w:t xml:space="preserve">D. </w:t>
-      </w:r>
-      <w:r>
-        <w:rPr>
-          <w:rFonts w:hint="eastAsia" w:ascii="Times New Roman" w:hAnsi="Times New Roman" w:eastAsia="FangSong" w:cs="Times New Roman"/>
-        </w:rPr>
-        <w:t xml:space="preserve">聚酯纤维</w:t>
+        <w:t xml:space="preserve">变好</w:t>
+      </w:r>
+      <w:r>
+        <w:rPr>
+          <w:rFonts w:ascii="Times New Roman" w:hAnsi="Times New Roman" w:eastAsia="Times New Roman" w:cs="Times New Roman"/>
+        </w:rPr>
+        <w:t xml:space="preserve"> </w:t>
       </w:r>
     </w:p>
     <w:p>
@@ -2027,6 +1978,226 @@
           <w:ilvl w:val="0"/>
           <w:numId w:val="1003"/>
         </w:numPr>
+        <w:ind w:left="480" w:hanging="480"/>
+        <w:spacing w:before="0" w:after="0"/>
+      </w:pPr>
+      <w:r>
+        <w:rPr>
+          <w:rFonts w:ascii="Times New Roman" w:hAnsi="Times New Roman" w:eastAsia="Times New Roman" w:cs="Times New Roman"/>
+        </w:rPr>
+        <w:t xml:space="preserve">B. </w:t>
+      </w:r>
+      <w:r>
+        <w:rPr>
+          <w:rFonts w:hint="eastAsia" w:ascii="Times New Roman" w:hAnsi="Times New Roman" w:eastAsia="FangSong" w:cs="Times New Roman"/>
+        </w:rPr>
+        <w:t xml:space="preserve">变差</w:t>
+      </w:r>
+      <w:r>
+        <w:rPr>
+          <w:rFonts w:ascii="Times New Roman" w:hAnsi="Times New Roman" w:eastAsia="Times New Roman" w:cs="Times New Roman"/>
+        </w:rPr>
+        <w:t xml:space="preserve"> </w:t>
+      </w:r>
+    </w:p>
+    <w:p>
+      <w:pPr>
+        <w:numPr>
+          <w:ilvl w:val="0"/>
+          <w:numId w:val="1003"/>
+        </w:numPr>
+        <w:ind w:left="480" w:hanging="480"/>
+        <w:spacing w:before="0" w:after="0"/>
+      </w:pPr>
+      <w:r>
+        <w:rPr>
+          <w:rFonts w:ascii="Times New Roman" w:hAnsi="Times New Roman" w:eastAsia="Times New Roman" w:cs="Times New Roman"/>
+        </w:rPr>
+        <w:t xml:space="preserve">C. </w:t>
+      </w:r>
+      <w:r>
+        <w:rPr>
+          <w:rFonts w:hint="eastAsia" w:ascii="Times New Roman" w:hAnsi="Times New Roman" w:eastAsia="FangSong" w:cs="Times New Roman"/>
+        </w:rPr>
+        <w:t xml:space="preserve">基本不变</w:t>
+      </w:r>
+      <w:r>
+        <w:rPr>
+          <w:rFonts w:ascii="Times New Roman" w:hAnsi="Times New Roman" w:eastAsia="Times New Roman" w:cs="Times New Roman"/>
+        </w:rPr>
+        <w:t xml:space="preserve"> </w:t>
+      </w:r>
+    </w:p>
+    <w:p>
+      <w:pPr>
+        <w:numPr>
+          <w:ilvl w:val="0"/>
+          <w:numId w:val="1003"/>
+        </w:numPr>
+        <w:ind w:left="480" w:hanging="480"/>
+        <w:spacing w:before="0" w:after="180"/>
+      </w:pPr>
+      <w:r>
+        <w:rPr>
+          <w:rFonts w:ascii="Times New Roman" w:hAnsi="Times New Roman" w:eastAsia="Times New Roman" w:cs="Times New Roman"/>
+        </w:rPr>
+        <w:t xml:space="preserve">D. </w:t>
+      </w:r>
+      <w:r>
+        <w:rPr>
+          <w:rFonts w:hint="eastAsia" w:ascii="Times New Roman" w:hAnsi="Times New Roman" w:eastAsia="FangSong" w:cs="Times New Roman"/>
+        </w:rPr>
+        <w:t xml:space="preserve">是玄学</w:t>
+      </w:r>
+    </w:p>
+    <w:p>
+      <w:pPr>
+        <w:numPr>
+          <w:ilvl w:val="0"/>
+          <w:numId w:val="1003"/>
+        </w:numPr>
+        <w:ind w:left="480" w:hanging="480"/>
+        <w:spacing w:after="0"/>
+      </w:pPr>
+      <w:r>
+        <w:rPr>
+          <w:rFonts w:hint="eastAsia" w:ascii="Times New Roman" w:hAnsi="Times New Roman" w:eastAsia="FangSong" w:cs="Times New Roman"/>
+        </w:rPr>
+        <w:t>以下哪种塑料燃烧会释放剧毒的二噁英</w:t>
+      </w:r>
+      <w:r>
+        <w:rPr>
+          <w:rFonts w:hint="eastAsia" w:ascii="Times New Roman" w:hAnsi="Times New Roman" w:eastAsia="Times New Roman" w:cs="Times New Roman"/>
+        </w:rPr>
+        <w:t>？（）</w:t>
+      </w:r>
+      <w:r>
+        <w:rPr>
+          <w:rFonts w:ascii="Times New Roman" w:hAnsi="Times New Roman" w:eastAsia="Times New Roman" w:cs="Times New Roman"/>
+        </w:rPr>
+        <w:t xml:space="preserve"> </w:t>
+      </w:r>
+    </w:p>
+    <w:p>
+      <w:pPr>
+        <w:numPr>
+          <w:ilvl w:val="0"/>
+          <w:numId w:val="1003"/>
+        </w:numPr>
+        <w:ind w:left="480" w:hanging="480"/>
+        <w:spacing w:before="0" w:after="0"/>
+      </w:pPr>
+      <w:r>
+        <w:rPr>
+          <w:rFonts w:ascii="Times New Roman" w:hAnsi="Times New Roman" w:eastAsia="Times New Roman" w:cs="Times New Roman"/>
+        </w:rPr>
+        <w:t xml:space="preserve">A. </w:t>
+      </w:r>
+      <w:r>
+        <w:rPr>
+          <w:rFonts w:hint="eastAsia" w:ascii="Times New Roman" w:hAnsi="Times New Roman" w:eastAsia="FangSong" w:cs="Times New Roman"/>
+        </w:rPr>
+        <w:t xml:space="preserve">聚丙烯</w:t>
+      </w:r>
+      <w:r>
+        <w:rPr>
+          <w:rFonts w:ascii="Times New Roman" w:hAnsi="Times New Roman" w:eastAsia="Times New Roman" w:cs="Times New Roman"/>
+        </w:rPr>
+        <w:t xml:space="preserve"> </w:t>
+      </w:r>
+    </w:p>
+    <w:p>
+      <w:pPr>
+        <w:numPr>
+          <w:ilvl w:val="0"/>
+          <w:numId w:val="1003"/>
+        </w:numPr>
+        <w:ind w:left="480" w:hanging="480"/>
+        <w:spacing w:before="0" w:after="0"/>
+      </w:pPr>
+      <w:r>
+        <w:rPr>
+          <w:rFonts w:ascii="Times New Roman" w:hAnsi="Times New Roman" w:eastAsia="Times New Roman" w:cs="Times New Roman"/>
+        </w:rPr>
+        <w:t xml:space="preserve">B. </w:t>
+      </w:r>
+      <w:r>
+        <w:rPr>
+          <w:rFonts w:hint="eastAsia" w:ascii="Times New Roman" w:hAnsi="Times New Roman" w:eastAsia="FangSong" w:cs="Times New Roman"/>
+        </w:rPr>
+        <w:t xml:space="preserve">聚氯乙烯</w:t>
+      </w:r>
+      <w:r>
+        <w:rPr>
+          <w:rFonts w:ascii="Times New Roman" w:hAnsi="Times New Roman" w:eastAsia="Times New Roman" w:cs="Times New Roman"/>
+        </w:rPr>
+        <w:t xml:space="preserve"> </w:t>
+      </w:r>
+    </w:p>
+    <w:p>
+      <w:pPr>
+        <w:numPr>
+          <w:ilvl w:val="0"/>
+          <w:numId w:val="1003"/>
+        </w:numPr>
+        <w:ind w:left="480" w:hanging="480"/>
+        <w:spacing w:before="0" w:after="0"/>
+      </w:pPr>
+      <w:r>
+        <w:rPr>
+          <w:rFonts w:ascii="Times New Roman" w:hAnsi="Times New Roman" w:eastAsia="Times New Roman" w:cs="Times New Roman"/>
+        </w:rPr>
+        <w:t xml:space="preserve">C. </w:t>
+      </w:r>
+      <w:r>
+        <w:rPr>
+          <w:rFonts w:hint="eastAsia" w:ascii="Times New Roman" w:hAnsi="Times New Roman" w:eastAsia="FangSong" w:cs="Times New Roman"/>
+        </w:rPr>
+        <w:t xml:space="preserve">双酚</w:t>
+      </w:r>
+      <w:r>
+        <w:rPr>
+          <w:rFonts w:ascii="Times New Roman" w:hAnsi="Times New Roman" w:eastAsia="Times New Roman" w:cs="Times New Roman"/>
+        </w:rPr>
+        <w:t xml:space="preserve"> A</w:t>
+      </w:r>
+      <w:r>
+        <w:rPr>
+          <w:rFonts w:ascii="Times New Roman" w:hAnsi="Times New Roman" w:eastAsia="Times New Roman" w:cs="Times New Roman"/>
+        </w:rPr>
+        <w:t xml:space="preserve"> </w:t>
+      </w:r>
+    </w:p>
+    <w:p>
+      <w:pPr>
+        <w:numPr>
+          <w:ilvl w:val="0"/>
+          <w:numId w:val="1003"/>
+        </w:numPr>
+        <w:ind w:left="480" w:hanging="480"/>
+        <w:spacing w:before="0" w:after="180"/>
+      </w:pPr>
+      <w:r>
+        <w:rPr>
+          <w:rFonts w:ascii="Times New Roman" w:hAnsi="Times New Roman" w:eastAsia="Times New Roman" w:cs="Times New Roman"/>
+        </w:rPr>
+        <w:t xml:space="preserve">D. </w:t>
+      </w:r>
+      <w:r>
+        <w:rPr>
+          <w:rFonts w:hint="eastAsia" w:ascii="Times New Roman" w:hAnsi="Times New Roman" w:eastAsia="FangSong" w:cs="Times New Roman"/>
+        </w:rPr>
+        <w:t xml:space="preserve">聚酯纤维</w:t>
+      </w:r>
+    </w:p>
+    <w:p>
+      <w:pPr>
+        <w:numPr>
+          <w:ilvl w:val="0"/>
+          <w:numId w:val="1003"/>
+        </w:numPr>
+        <w:ind w:left="480" w:hanging="480"/>
+        <w:spacing w:after="0"/>
       </w:pPr>
       <w:r>
         <w:rPr>
@@ -2076,6 +2247,16 @@
         </w:rPr>
         <w:t xml:space="preserve"> </w:t>
       </w:r>
+    </w:p>
+    <w:p>
+      <w:pPr>
+        <w:numPr>
+          <w:ilvl w:val="0"/>
+          <w:numId w:val="1003"/>
+        </w:numPr>
+        <w:ind w:left="480" w:hanging="480"/>
+        <w:spacing w:before="0" w:after="0"/>
+      </w:pPr>
       <w:r>
         <w:rPr>
           <w:rFonts w:ascii="Times New Roman" w:hAnsi="Times New Roman" w:eastAsia="Times New Roman" w:cs="Times New Roman"/>
@@ -2088,6 +2269,16 @@
         </w:rPr>
         <w:t xml:space="preserve"> </w:t>
       </w:r>
+    </w:p>
+    <w:p>
+      <w:pPr>
+        <w:numPr>
+          <w:ilvl w:val="0"/>
+          <w:numId w:val="1003"/>
+        </w:numPr>
+        <w:ind w:left="480" w:hanging="480"/>
+        <w:spacing w:before="0" w:after="0"/>
+      </w:pPr>
       <w:r>
         <w:rPr>
           <w:rFonts w:ascii="Times New Roman" w:hAnsi="Times New Roman" w:eastAsia="Times New Roman" w:cs="Times New Roman"/>
@@ -2100,6 +2291,16 @@
         </w:rPr>
         <w:t xml:space="preserve"> </w:t>
       </w:r>
+    </w:p>
+    <w:p>
+      <w:pPr>
+        <w:numPr>
+          <w:ilvl w:val="0"/>
+          <w:numId w:val="1003"/>
+        </w:numPr>
+        <w:ind w:left="480" w:hanging="480"/>
+        <w:spacing w:before="0" w:after="0"/>
+      </w:pPr>
       <w:r>
         <w:rPr>
           <w:rFonts w:ascii="Times New Roman" w:hAnsi="Times New Roman" w:eastAsia="Times New Roman" w:cs="Times New Roman"/>
@@ -2141,12 +2342,6 @@
         </w:rPr>
         <w:t xml:space="preserve"> </w:t>
       </w:r>
-      <w:r>
-        <w:rPr>
-          <w:rFonts w:ascii="Times New Roman" w:hAnsi="Times New Roman" w:eastAsia="Times New Roman" w:cs="Times New Roman"/>
-        </w:rPr>
-        <w:t xml:space="preserve">D. K</w:t>
-      </w:r>
     </w:p>
     <w:p>
       <w:pPr>
@@ -2154,6 +2349,24 @@
           <w:ilvl w:val="0"/>
           <w:numId w:val="1003"/>
         </w:numPr>
+        <w:ind w:left="480" w:hanging="480"/>
+        <w:spacing w:before="0" w:after="180"/>
+      </w:pPr>
+      <w:r>
+        <w:rPr>
+          <w:rFonts w:ascii="Times New Roman" w:hAnsi="Times New Roman" w:eastAsia="Times New Roman" w:cs="Times New Roman"/>
+        </w:rPr>
+        <w:t xml:space="preserve">D. K</w:t>
+      </w:r>
+    </w:p>
+    <w:p>
+      <w:pPr>
+        <w:numPr>
+          <w:ilvl w:val="0"/>
+          <w:numId w:val="1003"/>
+        </w:numPr>
+        <w:ind w:left="480" w:hanging="480"/>
+        <w:spacing w:after="0"/>
       </w:pPr>
       <w:r>
         <w:rPr>
@@ -2214,6 +2427,16 @@
         </w:rPr>
         <w:t xml:space="preserve"> </w:t>
       </w:r>
+    </w:p>
+    <w:p>
+      <w:pPr>
+        <w:numPr>
+          <w:ilvl w:val="0"/>
+          <w:numId w:val="1003"/>
+        </w:numPr>
+        <w:ind w:left="480" w:hanging="480"/>
+        <w:spacing w:before="0" w:after="0"/>
+      </w:pPr>
       <w:r>
         <w:rPr>
           <w:rFonts w:ascii="Times New Roman" w:hAnsi="Times New Roman" w:eastAsia="Times New Roman" w:cs="Times New Roman"/>
@@ -2250,6 +2473,16 @@
         </w:rPr>
         <w:t xml:space="preserve"> </w:t>
       </w:r>
+    </w:p>
+    <w:p>
+      <w:pPr>
+        <w:numPr>
+          <w:ilvl w:val="0"/>
+          <w:numId w:val="1003"/>
+        </w:numPr>
+        <w:ind w:left="480" w:hanging="480"/>
+        <w:spacing w:before="0" w:after="0"/>
+      </w:pPr>
       <w:r>
         <w:rPr>
           <w:rFonts w:ascii="Times New Roman" w:hAnsi="Times New Roman" w:eastAsia="Times New Roman" w:cs="Times New Roman"/>
@@ -2288,36 +2521,6 @@
         </w:rPr>
         <w:t xml:space="preserve"> </w:t>
       </w:r>
-      <w:r>
-        <w:rPr>
-          <w:rFonts w:ascii="Times New Roman" w:hAnsi="Times New Roman" w:eastAsia="Times New Roman" w:cs="Times New Roman"/>
-        </w:rPr>
-        <w:t xml:space="preserve">C. </w:t>
-      </w:r>
-      <w:r>
-        <w:rPr>
-          <w:rFonts w:hint="eastAsia" w:ascii="Times New Roman" w:hAnsi="Times New Roman" w:eastAsia="FangSong" w:cs="Times New Roman"/>
-        </w:rPr>
-        <w:t xml:space="preserve">属于阴离子聚合</w:t>
-      </w:r>
-      <w:r>
-        <w:rPr>
-          <w:rFonts w:ascii="Times New Roman" w:hAnsi="Times New Roman" w:eastAsia="Times New Roman" w:cs="Times New Roman"/>
-        </w:rPr>
-        <w:t xml:space="preserve"> </w:t>
-      </w:r>
-      <w:r>
-        <w:rPr>
-          <w:rFonts w:ascii="Times New Roman" w:hAnsi="Times New Roman" w:eastAsia="Times New Roman" w:cs="Times New Roman"/>
-        </w:rPr>
-        <w:t xml:space="preserve">D. </w:t>
-      </w:r>
-      <w:r>
-        <w:rPr>
-          <w:rFonts w:hint="eastAsia" w:ascii="Times New Roman" w:hAnsi="Times New Roman" w:eastAsia="FangSong" w:cs="Times New Roman"/>
-        </w:rPr>
-        <w:t xml:space="preserve">聚合是放热反应</w:t>
-      </w:r>
     </w:p>
     <w:p>
       <w:pPr>
@@ -2325,91 +2528,9 @@
           <w:ilvl w:val="0"/>
           <w:numId w:val="1003"/>
         </w:numPr>
-      </w:pPr>
-      <w:r>
-        <w:rPr>
-          <w:rFonts w:hint="eastAsia" w:ascii="Times New Roman" w:hAnsi="Times New Roman" w:eastAsia="FangSong" w:cs="Times New Roman"/>
-        </w:rPr>
-        <w:t xml:space="preserve">己内酰胺用</w:t>
-      </w:r>
-      <w:r>
-        <w:rPr>
-          <w:rFonts w:ascii="Times New Roman" w:hAnsi="Times New Roman" w:eastAsia="Times New Roman" w:cs="Times New Roman"/>
-        </w:rPr>
-        <w:t xml:space="preserve"> NaOH </w:t>
-      </w:r>
-      <w:r>
-        <w:rPr>
-          <w:rFonts w:hint="eastAsia" w:ascii="Times New Roman" w:hAnsi="Times New Roman" w:eastAsia="FangSong" w:cs="Times New Roman"/>
-        </w:rPr>
-        <w:t>引发聚合合成尼龙</w:t>
-      </w:r>
-      <w:r>
-        <w:rPr>
-          <w:rFonts w:hint="eastAsia" w:ascii="Times New Roman" w:hAnsi="Times New Roman" w:eastAsia="Times New Roman" w:cs="Times New Roman"/>
-        </w:rPr>
-        <w:t>66，</w:t>
-      </w:r>
-      <w:r>
-        <w:rPr>
-          <w:rFonts w:hint="eastAsia" w:ascii="Times New Roman" w:hAnsi="Times New Roman" w:eastAsia="FangSong" w:cs="Times New Roman"/>
-        </w:rPr>
-        <w:t>聚合机理属于</w:t>
-      </w:r>
-      <w:r>
-        <w:rPr>
-          <w:rFonts w:hint="eastAsia" w:ascii="Times New Roman" w:hAnsi="Times New Roman" w:eastAsia="Times New Roman" w:cs="Times New Roman"/>
-        </w:rPr>
-        <w:t>(</w:t>
-      </w:r>
-      <w:r>
-        <w:rPr>
-          <w:rFonts w:ascii="Times New Roman" w:hAnsi="Times New Roman" w:eastAsia="Times New Roman" w:cs="Times New Roman"/>
-        </w:rPr>
-        <w:t xml:space="preserve"> )。</w:t>
-      </w:r>
-      <w:r>
-        <w:rPr>
-          <w:rFonts w:ascii="Times New Roman" w:hAnsi="Times New Roman" w:eastAsia="Times New Roman" w:cs="Times New Roman"/>
-        </w:rPr>
-        <w:t xml:space="preserve"> </w:t>
-      </w:r>
-      <w:r>
-        <w:rPr>
-          <w:rFonts w:ascii="Times New Roman" w:hAnsi="Times New Roman" w:eastAsia="Times New Roman" w:cs="Times New Roman"/>
-        </w:rPr>
-        <w:t xml:space="preserve">A. </w:t>
-      </w:r>
-      <w:r>
-        <w:rPr>
-          <w:rFonts w:hint="eastAsia" w:ascii="Times New Roman" w:hAnsi="Times New Roman" w:eastAsia="FangSong" w:cs="Times New Roman"/>
-        </w:rPr>
-        <w:t xml:space="preserve">缩合聚合</w:t>
-      </w:r>
-      <w:r>
-        <w:rPr>
-          <w:rFonts w:ascii="Times New Roman" w:hAnsi="Times New Roman" w:eastAsia="Times New Roman" w:cs="Times New Roman"/>
-        </w:rPr>
-        <w:t xml:space="preserve"> </w:t>
-      </w:r>
-      <w:r>
-        <w:rPr>
-          <w:rFonts w:ascii="Times New Roman" w:hAnsi="Times New Roman" w:eastAsia="Times New Roman" w:cs="Times New Roman"/>
-        </w:rPr>
-        <w:t xml:space="preserve">B. </w:t>
-      </w:r>
-      <w:r>
-        <w:rPr>
-          <w:rFonts w:hint="eastAsia" w:ascii="Times New Roman" w:hAnsi="Times New Roman" w:eastAsia="FangSong" w:cs="Times New Roman"/>
-        </w:rPr>
-        <w:t xml:space="preserve">开环聚合</w:t>
-      </w:r>
-      <w:r>
-        <w:rPr>
-          <w:rFonts w:ascii="Times New Roman" w:hAnsi="Times New Roman" w:eastAsia="Times New Roman" w:cs="Times New Roman"/>
-        </w:rPr>
-        <w:t xml:space="preserve"> </w:t>
-      </w:r>
+        <w:ind w:left="480" w:hanging="480"/>
+        <w:spacing w:before="0" w:after="0"/>
+      </w:pPr>
       <w:r>
         <w:rPr>
           <w:rFonts w:ascii="Times New Roman" w:hAnsi="Times New Roman" w:eastAsia="Times New Roman" w:cs="Times New Roman"/>
@@ -2420,25 +2541,13 @@
         <w:rPr>
           <w:rFonts w:hint="eastAsia" w:ascii="Times New Roman" w:hAnsi="Times New Roman" w:eastAsia="FangSong" w:cs="Times New Roman"/>
         </w:rPr>
-        <w:t xml:space="preserve">阴离子聚合</w:t>
-      </w:r>
-      <w:r>
-        <w:rPr>
-          <w:rFonts w:ascii="Times New Roman" w:hAnsi="Times New Roman" w:eastAsia="Times New Roman" w:cs="Times New Roman"/>
-        </w:rPr>
-        <w:t xml:space="preserve"> </w:t>
-      </w:r>
-      <w:r>
-        <w:rPr>
-          <w:rFonts w:ascii="Times New Roman" w:hAnsi="Times New Roman" w:eastAsia="Times New Roman" w:cs="Times New Roman"/>
-        </w:rPr>
-        <w:t xml:space="preserve">D. </w:t>
-      </w:r>
-      <w:r>
-        <w:rPr>
-          <w:rFonts w:hint="eastAsia" w:ascii="Times New Roman" w:hAnsi="Times New Roman" w:eastAsia="FangSong" w:cs="Times New Roman"/>
-        </w:rPr>
-        <w:t xml:space="preserve">阳离子聚合</w:t>
+        <w:t xml:space="preserve">属于阴离子聚合</w:t>
+      </w:r>
+      <w:r>
+        <w:rPr>
+          <w:rFonts w:ascii="Times New Roman" w:hAnsi="Times New Roman" w:eastAsia="Times New Roman" w:cs="Times New Roman"/>
+        </w:rPr>
+        <w:t xml:space="preserve"> </w:t>
       </w:r>
     </w:p>
     <w:p>
@@ -2447,6 +2556,194 @@
           <w:ilvl w:val="0"/>
           <w:numId w:val="1003"/>
         </w:numPr>
+        <w:ind w:left="480" w:hanging="480"/>
+        <w:spacing w:before="0" w:after="180"/>
+      </w:pPr>
+      <w:r>
+        <w:rPr>
+          <w:rFonts w:ascii="Times New Roman" w:hAnsi="Times New Roman" w:eastAsia="Times New Roman" w:cs="Times New Roman"/>
+        </w:rPr>
+        <w:t xml:space="preserve">D. </w:t>
+      </w:r>
+      <w:r>
+        <w:rPr>
+          <w:rFonts w:hint="eastAsia" w:ascii="Times New Roman" w:hAnsi="Times New Roman" w:eastAsia="FangSong" w:cs="Times New Roman"/>
+        </w:rPr>
+        <w:t xml:space="preserve">聚合是放热反应</w:t>
+      </w:r>
+    </w:p>
+    <w:p>
+      <w:pPr>
+        <w:numPr>
+          <w:ilvl w:val="0"/>
+          <w:numId w:val="1003"/>
+        </w:numPr>
+        <w:ind w:left="480" w:hanging="480"/>
+        <w:spacing w:after="0"/>
+      </w:pPr>
+      <w:r>
+        <w:rPr>
+          <w:rFonts w:hint="eastAsia" w:ascii="Times New Roman" w:hAnsi="Times New Roman" w:eastAsia="FangSong" w:cs="Times New Roman"/>
+        </w:rPr>
+        <w:t xml:space="preserve">己内酰胺用</w:t>
+      </w:r>
+      <w:r>
+        <w:rPr>
+          <w:rFonts w:ascii="Times New Roman" w:hAnsi="Times New Roman" w:eastAsia="Times New Roman" w:cs="Times New Roman"/>
+        </w:rPr>
+        <w:t xml:space="preserve"> NaOH </w:t>
+      </w:r>
+      <w:r>
+        <w:rPr>
+          <w:rFonts w:hint="eastAsia" w:ascii="Times New Roman" w:hAnsi="Times New Roman" w:eastAsia="FangSong" w:cs="Times New Roman"/>
+        </w:rPr>
+        <w:t>引发聚合合成尼龙</w:t>
+      </w:r>
+      <w:r>
+        <w:rPr>
+          <w:rFonts w:hint="eastAsia" w:ascii="Times New Roman" w:hAnsi="Times New Roman" w:eastAsia="Times New Roman" w:cs="Times New Roman"/>
+        </w:rPr>
+        <w:t>66，</w:t>
+      </w:r>
+      <w:r>
+        <w:rPr>
+          <w:rFonts w:hint="eastAsia" w:ascii="Times New Roman" w:hAnsi="Times New Roman" w:eastAsia="FangSong" w:cs="Times New Roman"/>
+        </w:rPr>
+        <w:t>聚合机理属于</w:t>
+      </w:r>
+      <w:r>
+        <w:rPr>
+          <w:rFonts w:hint="eastAsia" w:ascii="Times New Roman" w:hAnsi="Times New Roman" w:eastAsia="Times New Roman" w:cs="Times New Roman"/>
+        </w:rPr>
+        <w:t>(</w:t>
+      </w:r>
+      <w:r>
+        <w:rPr>
+          <w:rFonts w:ascii="Times New Roman" w:hAnsi="Times New Roman" w:eastAsia="Times New Roman" w:cs="Times New Roman"/>
+        </w:rPr>
+        <w:t xml:space="preserve"> )。</w:t>
+      </w:r>
+      <w:r>
+        <w:rPr>
+          <w:rFonts w:ascii="Times New Roman" w:hAnsi="Times New Roman" w:eastAsia="Times New Roman" w:cs="Times New Roman"/>
+        </w:rPr>
+        <w:t xml:space="preserve"> </w:t>
+      </w:r>
+    </w:p>
+    <w:p>
+      <w:pPr>
+        <w:numPr>
+          <w:ilvl w:val="0"/>
+          <w:numId w:val="1003"/>
+        </w:numPr>
+        <w:ind w:left="480" w:hanging="480"/>
+        <w:spacing w:before="0" w:after="0"/>
+      </w:pPr>
+      <w:r>
+        <w:rPr>
+          <w:rFonts w:ascii="Times New Roman" w:hAnsi="Times New Roman" w:eastAsia="Times New Roman" w:cs="Times New Roman"/>
+        </w:rPr>
+        <w:t xml:space="preserve">A. </w:t>
+      </w:r>
+      <w:r>
+        <w:rPr>
+          <w:rFonts w:hint="eastAsia" w:ascii="Times New Roman" w:hAnsi="Times New Roman" w:eastAsia="FangSong" w:cs="Times New Roman"/>
+        </w:rPr>
+        <w:t xml:space="preserve">缩合聚合</w:t>
+      </w:r>
+      <w:r>
+        <w:rPr>
+          <w:rFonts w:ascii="Times New Roman" w:hAnsi="Times New Roman" w:eastAsia="Times New Roman" w:cs="Times New Roman"/>
+        </w:rPr>
+        <w:t xml:space="preserve"> </w:t>
+      </w:r>
+    </w:p>
+    <w:p>
+      <w:pPr>
+        <w:numPr>
+          <w:ilvl w:val="0"/>
+          <w:numId w:val="1003"/>
+        </w:numPr>
+        <w:ind w:left="480" w:hanging="480"/>
+        <w:spacing w:before="0" w:after="0"/>
+      </w:pPr>
+      <w:r>
+        <w:rPr>
+          <w:rFonts w:ascii="Times New Roman" w:hAnsi="Times New Roman" w:eastAsia="Times New Roman" w:cs="Times New Roman"/>
+        </w:rPr>
+        <w:t xml:space="preserve">B. </w:t>
+      </w:r>
+      <w:r>
+        <w:rPr>
+          <w:rFonts w:hint="eastAsia" w:ascii="Times New Roman" w:hAnsi="Times New Roman" w:eastAsia="FangSong" w:cs="Times New Roman"/>
+        </w:rPr>
+        <w:t xml:space="preserve">开环聚合</w:t>
+      </w:r>
+      <w:r>
+        <w:rPr>
+          <w:rFonts w:ascii="Times New Roman" w:hAnsi="Times New Roman" w:eastAsia="Times New Roman" w:cs="Times New Roman"/>
+        </w:rPr>
+        <w:t xml:space="preserve"> </w:t>
+      </w:r>
+    </w:p>
+    <w:p>
+      <w:pPr>
+        <w:numPr>
+          <w:ilvl w:val="0"/>
+          <w:numId w:val="1003"/>
+        </w:numPr>
+        <w:ind w:left="480" w:hanging="480"/>
+        <w:spacing w:before="0" w:after="0"/>
+      </w:pPr>
+      <w:r>
+        <w:rPr>
+          <w:rFonts w:ascii="Times New Roman" w:hAnsi="Times New Roman" w:eastAsia="Times New Roman" w:cs="Times New Roman"/>
+        </w:rPr>
+        <w:t xml:space="preserve">C. </w:t>
+      </w:r>
+      <w:r>
+        <w:rPr>
+          <w:rFonts w:hint="eastAsia" w:ascii="Times New Roman" w:hAnsi="Times New Roman" w:eastAsia="FangSong" w:cs="Times New Roman"/>
+        </w:rPr>
+        <w:t xml:space="preserve">阴离子聚合</w:t>
+      </w:r>
+      <w:r>
+        <w:rPr>
+          <w:rFonts w:ascii="Times New Roman" w:hAnsi="Times New Roman" w:eastAsia="Times New Roman" w:cs="Times New Roman"/>
+        </w:rPr>
+        <w:t xml:space="preserve"> </w:t>
+      </w:r>
+    </w:p>
+    <w:p>
+      <w:pPr>
+        <w:numPr>
+          <w:ilvl w:val="0"/>
+          <w:numId w:val="1003"/>
+        </w:numPr>
+        <w:ind w:left="480" w:hanging="480"/>
+        <w:spacing w:before="0" w:after="180"/>
+      </w:pPr>
+      <w:r>
+        <w:rPr>
+          <w:rFonts w:ascii="Times New Roman" w:hAnsi="Times New Roman" w:eastAsia="Times New Roman" w:cs="Times New Roman"/>
+        </w:rPr>
+        <w:t xml:space="preserve">D. </w:t>
+      </w:r>
+      <w:r>
+        <w:rPr>
+          <w:rFonts w:hint="eastAsia" w:ascii="Times New Roman" w:hAnsi="Times New Roman" w:eastAsia="FangSong" w:cs="Times New Roman"/>
+        </w:rPr>
+        <w:t xml:space="preserve">阳离子聚合</w:t>
+      </w:r>
+    </w:p>
+    <w:p>
+      <w:pPr>
+        <w:numPr>
+          <w:ilvl w:val="0"/>
+          <w:numId w:val="1003"/>
+        </w:numPr>
+        <w:ind w:left="480" w:hanging="480"/>
+        <w:spacing w:after="0"/>
       </w:pPr>
       <w:r>
         <w:rPr>
@@ -2508,6 +2805,16 @@
         </w:rPr>
         <w:t xml:space="preserve"> </w:t>
       </w:r>
+    </w:p>
+    <w:p>
+      <w:pPr>
+        <w:numPr>
+          <w:ilvl w:val="0"/>
+          <w:numId w:val="1003"/>
+        </w:numPr>
+        <w:ind w:left="480" w:hanging="480"/>
+        <w:spacing w:before="0" w:after="0"/>
+      </w:pPr>
       <w:r>
         <w:rPr>
           <w:rFonts w:ascii="Times New Roman" w:hAnsi="Times New Roman" w:eastAsia="Times New Roman" w:cs="Times New Roman"/>
@@ -2526,6 +2833,16 @@
         </w:rPr>
         <w:t xml:space="preserve"> </w:t>
       </w:r>
+    </w:p>
+    <w:p>
+      <w:pPr>
+        <w:numPr>
+          <w:ilvl w:val="0"/>
+          <w:numId w:val="1003"/>
+        </w:numPr>
+        <w:ind w:left="480" w:hanging="480"/>
+        <w:spacing w:before="0" w:after="0"/>
+      </w:pPr>
       <w:r>
         <w:rPr>
           <w:rFonts w:ascii="Times New Roman" w:hAnsi="Times New Roman" w:eastAsia="Times New Roman" w:cs="Times New Roman"/>
@@ -2544,6 +2861,16 @@
         </w:rPr>
         <w:t xml:space="preserve"> </w:t>
       </w:r>
+    </w:p>
+    <w:p>
+      <w:pPr>
+        <w:numPr>
+          <w:ilvl w:val="0"/>
+          <w:numId w:val="1003"/>
+        </w:numPr>
+        <w:ind w:left="480" w:hanging="480"/>
+        <w:spacing w:before="0" w:after="0"/>
+      </w:pPr>
       <w:r>
         <w:rPr>
           <w:rFonts w:ascii="Times New Roman" w:hAnsi="Times New Roman" w:eastAsia="Times New Roman" w:cs="Times New Roman"/>
@@ -2562,6 +2889,16 @@
         </w:rPr>
         <w:t xml:space="preserve"> </w:t>
       </w:r>
+    </w:p>
+    <w:p>
+      <w:pPr>
+        <w:numPr>
+          <w:ilvl w:val="0"/>
+          <w:numId w:val="1003"/>
+        </w:numPr>
+        <w:ind w:left="480" w:hanging="480"/>
+        <w:spacing w:before="0" w:after="180"/>
+      </w:pPr>
       <w:r>
         <w:rPr>
           <w:rFonts w:ascii="Times New Roman" w:hAnsi="Times New Roman" w:eastAsia="Times New Roman" w:cs="Times New Roman"/>
@@ -2748,6 +3085,16 @@
         </w:rPr>
         <w:t>答案</w:t>
       </w:r>
+    </w:p>
+    <w:p>
+      <w:pPr>
+        <w:spacing w:before="0" w:after="0"/>
+      </w:pPr>
+    </w:p>
+    <w:p>
+      <w:pPr>
+        <w:spacing w:before="0" w:after="0"/>
+      </w:pPr>
     </w:p>
     <w:p>
       <w:pPr>
@@ -3385,6 +3732,46 @@
     </w:p>
     <w:p>
       <w:pPr>
+        <w:spacing w:before="0" w:after="0"/>
+      </w:pPr>
+    </w:p>
+    <w:p>
+      <w:pPr>
+        <w:spacing w:before="0" w:after="0"/>
+      </w:pPr>
+    </w:p>
+    <w:p>
+      <w:pPr>
+        <w:spacing w:before="0" w:after="0"/>
+      </w:pPr>
+    </w:p>
+    <w:p>
+      <w:pPr>
+        <w:spacing w:before="0" w:after="0"/>
+      </w:pPr>
+    </w:p>
+    <w:p>
+      <w:pPr>
+        <w:spacing w:before="0" w:after="0"/>
+      </w:pPr>
+    </w:p>
+    <w:p>
+      <w:pPr>
+        <w:spacing w:before="0" w:after="0"/>
+      </w:pPr>
+    </w:p>
+    <w:p>
+      <w:pPr>
+        <w:spacing w:before="0" w:after="0"/>
+      </w:pPr>
+    </w:p>
+    <w:p>
+      <w:pPr>
+        <w:spacing w:before="0" w:after="0"/>
+      </w:pPr>
+    </w:p>
+    <w:p>
+      <w:pPr>
         <w:spacing w:before="160" w:after="80"/>
       </w:pPr>
       <w:r>
@@ -3797,6 +4184,46 @@
     </w:p>
     <w:p>
       <w:pPr>
+        <w:spacing w:before="0" w:after="0"/>
+      </w:pPr>
+    </w:p>
+    <w:p>
+      <w:pPr>
+        <w:spacing w:before="0" w:after="0"/>
+      </w:pPr>
+    </w:p>
+    <w:p>
+      <w:pPr>
+        <w:spacing w:before="0" w:after="0"/>
+      </w:pPr>
+    </w:p>
+    <w:p>
+      <w:pPr>
+        <w:spacing w:before="0" w:after="0"/>
+      </w:pPr>
+    </w:p>
+    <w:p>
+      <w:pPr>
+        <w:spacing w:before="0" w:after="0"/>
+      </w:pPr>
+    </w:p>
+    <w:p>
+      <w:pPr>
+        <w:spacing w:before="0" w:after="0"/>
+      </w:pPr>
+    </w:p>
+    <w:p>
+      <w:pPr>
+        <w:spacing w:before="0" w:after="0"/>
+      </w:pPr>
+    </w:p>
+    <w:p>
+      <w:pPr>
+        <w:spacing w:before="0" w:after="0"/>
+      </w:pPr>
+    </w:p>
+    <w:p>
+      <w:pPr>
         <w:spacing w:before="160" w:after="80"/>
       </w:pPr>
       <w:r>
@@ -3989,6 +4416,8 @@
           <w:ilvl w:val="0"/>
           <w:numId w:val="1006"/>
         </w:numPr>
+        <w:ind w:left="480" w:hanging="480"/>
+        <w:spacing w:after="0"/>
       </w:pPr>
       <w:r>
         <w:rPr>
@@ -4056,6 +4485,16 @@
         </w:rPr>
         <w:t xml:space="preserve"> </w:t>
       </w:r>
+    </w:p>
+    <w:p>
+      <w:pPr>
+        <w:numPr>
+          <w:ilvl w:val="0"/>
+          <w:numId w:val="1006"/>
+        </w:numPr>
+        <w:ind w:left="480" w:hanging="480"/>
+        <w:spacing w:before="0" w:after="0"/>
+      </w:pPr>
       <w:r>
         <w:rPr>
           <w:rFonts w:ascii="Times New Roman" w:hAnsi="Times New Roman" w:eastAsia="Times New Roman" w:cs="Times New Roman"/>
@@ -4092,6 +4531,16 @@
         </w:rPr>
         <w:t xml:space="preserve"> </w:t>
       </w:r>
+    </w:p>
+    <w:p>
+      <w:pPr>
+        <w:numPr>
+          <w:ilvl w:val="0"/>
+          <w:numId w:val="1006"/>
+        </w:numPr>
+        <w:ind w:left="480" w:hanging="480"/>
+        <w:spacing w:before="0" w:after="0"/>
+      </w:pPr>
       <w:r>
         <w:rPr>
           <w:rFonts w:ascii="Times New Roman" w:hAnsi="Times New Roman" w:eastAsia="Times New Roman" w:cs="Times New Roman"/>
@@ -4122,6 +4571,16 @@
         </w:rPr>
         <w:t xml:space="preserve"> </w:t>
       </w:r>
+    </w:p>
+    <w:p>
+      <w:pPr>
+        <w:numPr>
+          <w:ilvl w:val="0"/>
+          <w:numId w:val="1006"/>
+        </w:numPr>
+        <w:ind w:left="480" w:hanging="480"/>
+        <w:spacing w:before="0" w:after="0"/>
+      </w:pPr>
       <w:r>
         <w:rPr>
           <w:rFonts w:ascii="Times New Roman" w:hAnsi="Times New Roman" w:eastAsia="Times New Roman" w:cs="Times New Roman"/>
@@ -4152,6 +4611,16 @@
         </w:rPr>
         <w:t xml:space="preserve"> </w:t>
       </w:r>
+    </w:p>
+    <w:p>
+      <w:pPr>
+        <w:numPr>
+          <w:ilvl w:val="0"/>
+          <w:numId w:val="1006"/>
+        </w:numPr>
+        <w:ind w:left="480" w:hanging="480"/>
+        <w:spacing w:before="0" w:after="180"/>
+      </w:pPr>
       <w:r>
         <w:rPr>
           <w:rFonts w:ascii="Times New Roman" w:hAnsi="Times New Roman" w:eastAsia="Times New Roman" w:cs="Times New Roman"/>
@@ -4361,6 +4830,16 @@
         </w:rPr>
         <w:t>答案</w:t>
       </w:r>
+    </w:p>
+    <w:p>
+      <w:pPr>
+        <w:spacing w:before="0" w:after="0"/>
+      </w:pPr>
+    </w:p>
+    <w:p>
+      <w:pPr>
+        <w:spacing w:before="0" w:after="0"/>
+      </w:pPr>
     </w:p>
     <w:p>
       <w:pPr>
@@ -4781,6 +5260,46 @@
     </w:p>
     <w:p>
       <w:pPr>
+        <w:spacing w:before="0" w:after="0"/>
+      </w:pPr>
+    </w:p>
+    <w:p>
+      <w:pPr>
+        <w:spacing w:before="0" w:after="0"/>
+      </w:pPr>
+    </w:p>
+    <w:p>
+      <w:pPr>
+        <w:spacing w:before="0" w:after="0"/>
+      </w:pPr>
+    </w:p>
+    <w:p>
+      <w:pPr>
+        <w:spacing w:before="0" w:after="0"/>
+      </w:pPr>
+    </w:p>
+    <w:p>
+      <w:pPr>
+        <w:spacing w:before="0" w:after="0"/>
+      </w:pPr>
+    </w:p>
+    <w:p>
+      <w:pPr>
+        <w:spacing w:before="0" w:after="0"/>
+      </w:pPr>
+    </w:p>
+    <w:p>
+      <w:pPr>
+        <w:spacing w:before="0" w:after="0"/>
+      </w:pPr>
+    </w:p>
+    <w:p>
+      <w:pPr>
+        <w:spacing w:before="0" w:after="0"/>
+      </w:pPr>
+    </w:p>
+    <w:p>
+      <w:pPr>
         <w:spacing w:before="160" w:after="80"/>
       </w:pPr>
       <w:r>
@@ -5851,6 +6370,46 @@
         </w:rPr>
         <w:t>答案</w:t>
       </w:r>
+    </w:p>
+    <w:p>
+      <w:pPr>
+        <w:spacing w:before="0" w:after="0"/>
+      </w:pPr>
+    </w:p>
+    <w:p>
+      <w:pPr>
+        <w:spacing w:before="0" w:after="0"/>
+      </w:pPr>
+    </w:p>
+    <w:p>
+      <w:pPr>
+        <w:spacing w:before="0" w:after="0"/>
+      </w:pPr>
+    </w:p>
+    <w:p>
+      <w:pPr>
+        <w:spacing w:before="0" w:after="0"/>
+      </w:pPr>
+    </w:p>
+    <w:p>
+      <w:pPr>
+        <w:spacing w:before="0" w:after="0"/>
+      </w:pPr>
+    </w:p>
+    <w:p>
+      <w:pPr>
+        <w:spacing w:before="0" w:after="0"/>
+      </w:pPr>
+    </w:p>
+    <w:p>
+      <w:pPr>
+        <w:spacing w:before="0" w:after="0"/>
+      </w:pPr>
+    </w:p>
+    <w:p>
+      <w:pPr>
+        <w:spacing w:before="0" w:after="0"/>
+      </w:pPr>
     </w:p>
     <w:p>
       <w:pPr>
@@ -6342,6 +6901,46 @@
     </w:p>
     <w:p>
       <w:pPr>
+        <w:spacing w:before="0" w:after="0"/>
+      </w:pPr>
+    </w:p>
+    <w:p>
+      <w:pPr>
+        <w:spacing w:before="0" w:after="0"/>
+      </w:pPr>
+    </w:p>
+    <w:p>
+      <w:pPr>
+        <w:spacing w:before="0" w:after="0"/>
+      </w:pPr>
+    </w:p>
+    <w:p>
+      <w:pPr>
+        <w:spacing w:before="0" w:after="0"/>
+      </w:pPr>
+    </w:p>
+    <w:p>
+      <w:pPr>
+        <w:spacing w:before="0" w:after="0"/>
+      </w:pPr>
+    </w:p>
+    <w:p>
+      <w:pPr>
+        <w:spacing w:before="0" w:after="0"/>
+      </w:pPr>
+    </w:p>
+    <w:p>
+      <w:pPr>
+        <w:spacing w:before="0" w:after="0"/>
+      </w:pPr>
+    </w:p>
+    <w:p>
+      <w:pPr>
+        <w:spacing w:before="0" w:after="0"/>
+      </w:pPr>
+    </w:p>
+    <w:p>
+      <w:pPr>
         <w:spacing w:before="160" w:after="80"/>
       </w:pPr>
       <w:r>
@@ -6686,6 +7285,46 @@
         </w:rPr>
         <w:t>答案</w:t>
       </w:r>
+    </w:p>
+    <w:p>
+      <w:pPr>
+        <w:spacing w:before="0" w:after="0"/>
+      </w:pPr>
+    </w:p>
+    <w:p>
+      <w:pPr>
+        <w:spacing w:before="0" w:after="0"/>
+      </w:pPr>
+    </w:p>
+    <w:p>
+      <w:pPr>
+        <w:spacing w:before="0" w:after="0"/>
+      </w:pPr>
+    </w:p>
+    <w:p>
+      <w:pPr>
+        <w:spacing w:before="0" w:after="0"/>
+      </w:pPr>
+    </w:p>
+    <w:p>
+      <w:pPr>
+        <w:spacing w:before="0" w:after="0"/>
+      </w:pPr>
+    </w:p>
+    <w:p>
+      <w:pPr>
+        <w:spacing w:before="0" w:after="0"/>
+      </w:pPr>
+    </w:p>
+    <w:p>
+      <w:pPr>
+        <w:spacing w:before="0" w:after="0"/>
+      </w:pPr>
+    </w:p>
+    <w:p>
+      <w:pPr>
+        <w:spacing w:before="0" w:after="0"/>
+      </w:pPr>
     </w:p>
     <w:p>
       <w:pPr>
@@ -7323,6 +7962,46 @@
         </w:rPr>
         <w:t>答案</w:t>
       </w:r>
+    </w:p>
+    <w:p>
+      <w:pPr>
+        <w:spacing w:before="0" w:after="0"/>
+      </w:pPr>
+    </w:p>
+    <w:p>
+      <w:pPr>
+        <w:spacing w:before="0" w:after="0"/>
+      </w:pPr>
+    </w:p>
+    <w:p>
+      <w:pPr>
+        <w:spacing w:before="0" w:after="0"/>
+      </w:pPr>
+    </w:p>
+    <w:p>
+      <w:pPr>
+        <w:spacing w:before="0" w:after="0"/>
+      </w:pPr>
+    </w:p>
+    <w:p>
+      <w:pPr>
+        <w:spacing w:before="0" w:after="0"/>
+      </w:pPr>
+    </w:p>
+    <w:p>
+      <w:pPr>
+        <w:spacing w:before="0" w:after="0"/>
+      </w:pPr>
+    </w:p>
+    <w:p>
+      <w:pPr>
+        <w:spacing w:before="0" w:after="0"/>
+      </w:pPr>
+    </w:p>
+    <w:p>
+      <w:pPr>
+        <w:spacing w:before="0" w:after="0"/>
+      </w:pPr>
     </w:p>
     <w:p>
       <w:pPr>
@@ -7992,6 +8671,46 @@
     </w:p>
     <w:p>
       <w:pPr>
+        <w:spacing w:before="0" w:after="0"/>
+      </w:pPr>
+    </w:p>
+    <w:p>
+      <w:pPr>
+        <w:spacing w:before="0" w:after="0"/>
+      </w:pPr>
+    </w:p>
+    <w:p>
+      <w:pPr>
+        <w:spacing w:before="0" w:after="0"/>
+      </w:pPr>
+    </w:p>
+    <w:p>
+      <w:pPr>
+        <w:spacing w:before="0" w:after="0"/>
+      </w:pPr>
+    </w:p>
+    <w:p>
+      <w:pPr>
+        <w:spacing w:before="0" w:after="0"/>
+      </w:pPr>
+    </w:p>
+    <w:p>
+      <w:pPr>
+        <w:spacing w:before="0" w:after="0"/>
+      </w:pPr>
+    </w:p>
+    <w:p>
+      <w:pPr>
+        <w:spacing w:before="0" w:after="0"/>
+      </w:pPr>
+    </w:p>
+    <w:p>
+      <w:pPr>
+        <w:spacing w:before="0" w:after="0"/>
+      </w:pPr>
+    </w:p>
+    <w:p>
+      <w:pPr>
         <w:spacing w:before="160" w:after="80"/>
       </w:pPr>
       <w:r>
@@ -8114,6 +8833,21 @@
         </w:rPr>
         <w:t>。</w:t>
       </w:r>
+    </w:p>
+    <w:p>
+      <w:pPr>
+        <w:spacing w:before="0" w:after="0"/>
+      </w:pPr>
+    </w:p>
+    <w:p>
+      <w:pPr>
+        <w:spacing w:before="0" w:after="0"/>
+      </w:pPr>
+    </w:p>
+    <w:p>
+      <w:pPr>
+        <w:spacing w:before="0" w:after="0"/>
+      </w:pPr>
     </w:p>
     <w:p>
       <w:pPr>
@@ -8678,12 +9412,53 @@
     <w:p>
       <w:pPr>
         <w:pStyle w:val="FirstParagraph"/>
-      </w:pPr>
-      <w:r>
-        <w:rPr>
-          <w:rFonts w:ascii="Times New Roman" w:hAnsi="Times New Roman" w:eastAsia="Times New Roman" w:cs="Times New Roman"/>
-        </w:rPr>
-        <w:t xml:space="preserve">A. 1:2　B. 1:1　C. 2:3　D. 3:2</w:t>
+        <w:ind w:left="480" w:hanging="480"/>
+        <w:spacing w:after="0"/>
+      </w:pPr>
+      <w:r>
+        <w:rPr>
+          <w:rFonts w:ascii="Times New Roman" w:hAnsi="Times New Roman" w:eastAsia="Times New Roman" w:cs="Times New Roman"/>
+        </w:rPr>
+        <w:t xml:space="preserve">A. 1:2　</w:t>
+      </w:r>
+    </w:p>
+    <w:p>
+      <w:pPr>
+        <w:pStyle w:val="FirstParagraph"/>
+        <w:ind w:left="480" w:hanging="480"/>
+        <w:spacing w:before="0" w:after="0"/>
+      </w:pPr>
+      <w:r>
+        <w:rPr>
+          <w:rFonts w:ascii="Times New Roman" w:hAnsi="Times New Roman" w:eastAsia="Times New Roman" w:cs="Times New Roman"/>
+        </w:rPr>
+        <w:t xml:space="preserve">B. 1:1　</w:t>
+      </w:r>
+    </w:p>
+    <w:p>
+      <w:pPr>
+        <w:pStyle w:val="FirstParagraph"/>
+        <w:ind w:left="480" w:hanging="480"/>
+        <w:spacing w:before="0" w:after="0"/>
+      </w:pPr>
+      <w:r>
+        <w:rPr>
+          <w:rFonts w:ascii="Times New Roman" w:hAnsi="Times New Roman" w:eastAsia="Times New Roman" w:cs="Times New Roman"/>
+        </w:rPr>
+        <w:t xml:space="preserve">C. 2:3　</w:t>
+      </w:r>
+    </w:p>
+    <w:p>
+      <w:pPr>
+        <w:pStyle w:val="FirstParagraph"/>
+        <w:ind w:left="480" w:hanging="480"/>
+        <w:spacing w:before="0" w:after="180"/>
+      </w:pPr>
+      <w:r>
+        <w:rPr>
+          <w:rFonts w:ascii="Times New Roman" w:hAnsi="Times New Roman" w:eastAsia="Times New Roman" w:cs="Times New Roman"/>
+        </w:rPr>
+        <w:t xml:space="preserve">D. 3:2</w:t>
       </w:r>
     </w:p>
     <w:p>
@@ -8834,13 +9609,64 @@
     <w:p>
       <w:pPr>
         <w:pStyle w:val="FirstParagraph"/>
-      </w:pPr>
-      <w:r>
-        <w:rPr>
-          <w:rFonts w:ascii="Times New Roman" w:hAnsi="Times New Roman" w:eastAsia="Times New Roman" w:cs="Times New Roman"/>
-        </w:rPr>
-        <w:t xml:space="preserve">A. 3:2　B. 2:3　C. 1:2　D. 1:1</w:t>
-      </w:r>
+        <w:ind w:left="480" w:hanging="480"/>
+        <w:spacing w:after="0"/>
+      </w:pPr>
+      <w:r>
+        <w:rPr>
+          <w:rFonts w:ascii="Times New Roman" w:hAnsi="Times New Roman" w:eastAsia="Times New Roman" w:cs="Times New Roman"/>
+        </w:rPr>
+        <w:t xml:space="preserve">A. 3:2　</w:t>
+      </w:r>
+    </w:p>
+    <w:p>
+      <w:pPr>
+        <w:pStyle w:val="FirstParagraph"/>
+        <w:ind w:left="480" w:hanging="480"/>
+        <w:spacing w:before="0" w:after="0"/>
+      </w:pPr>
+      <w:r>
+        <w:rPr>
+          <w:rFonts w:ascii="Times New Roman" w:hAnsi="Times New Roman" w:eastAsia="Times New Roman" w:cs="Times New Roman"/>
+        </w:rPr>
+        <w:t xml:space="preserve">B. 2:3　</w:t>
+      </w:r>
+    </w:p>
+    <w:p>
+      <w:pPr>
+        <w:pStyle w:val="FirstParagraph"/>
+        <w:ind w:left="480" w:hanging="480"/>
+        <w:spacing w:before="0" w:after="0"/>
+      </w:pPr>
+      <w:r>
+        <w:rPr>
+          <w:rFonts w:ascii="Times New Roman" w:hAnsi="Times New Roman" w:eastAsia="Times New Roman" w:cs="Times New Roman"/>
+        </w:rPr>
+        <w:t xml:space="preserve">C. 1:2　</w:t>
+      </w:r>
+    </w:p>
+    <w:p>
+      <w:pPr>
+        <w:pStyle w:val="FirstParagraph"/>
+        <w:ind w:left="480" w:hanging="480"/>
+        <w:spacing w:before="0" w:after="180"/>
+      </w:pPr>
+      <w:r>
+        <w:rPr>
+          <w:rFonts w:ascii="Times New Roman" w:hAnsi="Times New Roman" w:eastAsia="Times New Roman" w:cs="Times New Roman"/>
+        </w:rPr>
+        <w:t xml:space="preserve">D. 1:1</w:t>
+      </w:r>
+    </w:p>
+    <w:p>
+      <w:pPr>
+        <w:spacing w:before="0" w:after="0"/>
+      </w:pPr>
+    </w:p>
+    <w:p>
+      <w:pPr>
+        <w:spacing w:before="0" w:after="0"/>
+      </w:pPr>
     </w:p>
     <w:p>
       <w:pPr>
@@ -8901,7 +9727,7 @@
         </w:rPr>
         <w:drawing>
           <wp:inline>
-            <wp:extent cx="3600000" cy="1355967"/>
+            <wp:extent cx="3600000" cy="1336870"/>
             <wp:effectExtent b="0" l="0" r="0" t="0"/>
             <wp:docPr descr="" title="" id="37" name="Picture"/>
             <a:graphic>
@@ -8922,7 +9748,7 @@
                   <pic:spPr bwMode="auto">
                     <a:xfrm>
                       <a:off x="0" y="0"/>
-                      <a:ext cx="3600000" cy="1355967"/>
+                      <a:ext cx="3600000" cy="1336870"/>
                     </a:xfrm>
                     <a:prstGeom prst="rect">
                       <a:avLst/>
@@ -9021,6 +9847,8 @@
     <w:p>
       <w:pPr>
         <w:pStyle w:val="BodyText"/>
+        <w:ind w:left="480" w:hanging="480"/>
+        <w:spacing w:after="0"/>
       </w:pPr>
       <w:r>
         <w:rPr>
@@ -9038,7 +9866,20 @@
         <w:rPr>
           <w:rFonts w:ascii="Times New Roman" w:hAnsi="Times New Roman" w:eastAsia="Times New Roman" w:cs="Times New Roman"/>
         </w:rPr>
-        <w:t xml:space="preserve">　　B. 4 </w:t>
+        <w:t xml:space="preserve">　　</w:t>
+      </w:r>
+    </w:p>
+    <w:p>
+      <w:pPr>
+        <w:pStyle w:val="BodyText"/>
+        <w:ind w:left="480" w:hanging="480"/>
+        <w:spacing w:before="0" w:after="0"/>
+      </w:pPr>
+      <w:r>
+        <w:rPr>
+          <w:rFonts w:ascii="Times New Roman" w:hAnsi="Times New Roman" w:eastAsia="Times New Roman" w:cs="Times New Roman"/>
+        </w:rPr>
+        <w:t xml:space="preserve">B. 4 </w:t>
       </w:r>
       <w:r>
         <w:rPr>
@@ -9050,7 +9891,20 @@
         <w:rPr>
           <w:rFonts w:ascii="Times New Roman" w:hAnsi="Times New Roman" w:eastAsia="Times New Roman" w:cs="Times New Roman"/>
         </w:rPr>
-        <w:t xml:space="preserve">　　C. 3n </w:t>
+        <w:t xml:space="preserve">　　</w:t>
+      </w:r>
+    </w:p>
+    <w:p>
+      <w:pPr>
+        <w:pStyle w:val="BodyText"/>
+        <w:ind w:left="480" w:hanging="480"/>
+        <w:spacing w:before="0" w:after="0"/>
+      </w:pPr>
+      <w:r>
+        <w:rPr>
+          <w:rFonts w:ascii="Times New Roman" w:hAnsi="Times New Roman" w:eastAsia="Times New Roman" w:cs="Times New Roman"/>
+        </w:rPr>
+        <w:t xml:space="preserve">C. 3n </w:t>
       </w:r>
       <w:r>
         <w:rPr>
@@ -9062,7 +9916,20 @@
         <w:rPr>
           <w:rFonts w:ascii="Times New Roman" w:hAnsi="Times New Roman" w:eastAsia="Times New Roman" w:cs="Times New Roman"/>
         </w:rPr>
-        <w:t xml:space="preserve">　　D. 4n </w:t>
+        <w:t xml:space="preserve">　　</w:t>
+      </w:r>
+    </w:p>
+    <w:p>
+      <w:pPr>
+        <w:pStyle w:val="BodyText"/>
+        <w:ind w:left="480" w:hanging="480"/>
+        <w:spacing w:before="0" w:after="180"/>
+      </w:pPr>
+      <w:r>
+        <w:rPr>
+          <w:rFonts w:ascii="Times New Roman" w:hAnsi="Times New Roman" w:eastAsia="Times New Roman" w:cs="Times New Roman"/>
+        </w:rPr>
+        <w:t xml:space="preserve">D. 4n </w:t>
       </w:r>
       <w:r>
         <w:rPr>
@@ -9070,6 +9937,16 @@
         </w:rPr>
         <w:t xml:space="preserve">摩尔</w:t>
       </w:r>
+    </w:p>
+    <w:p>
+      <w:pPr>
+        <w:spacing w:before="0" w:after="0"/>
+      </w:pPr>
+    </w:p>
+    <w:p>
+      <w:pPr>
+        <w:spacing w:before="0" w:after="0"/>
+      </w:pPr>
     </w:p>
     <w:p>
       <w:pPr>
@@ -9207,7 +10084,7 @@
         </w:rPr>
         <w:drawing>
           <wp:inline>
-            <wp:extent cx="3600000" cy="948460"/>
+            <wp:extent cx="3600000" cy="920769"/>
             <wp:effectExtent b="0" l="0" r="0" t="0"/>
             <wp:docPr descr="" title="" id="41" name="Picture"/>
             <a:graphic>
@@ -9228,7 +10105,7 @@
                   <pic:spPr bwMode="auto">
                     <a:xfrm>
                       <a:off x="0" y="0"/>
-                      <a:ext cx="3600000" cy="948460"/>
+                      <a:ext cx="3600000" cy="920769"/>
                     </a:xfrm>
                     <a:prstGeom prst="rect">
                       <a:avLst/>
@@ -10463,6 +11340,46 @@
     </w:p>
     <w:p>
       <w:pPr>
+        <w:spacing w:before="0" w:after="0"/>
+      </w:pPr>
+    </w:p>
+    <w:p>
+      <w:pPr>
+        <w:spacing w:before="0" w:after="0"/>
+      </w:pPr>
+    </w:p>
+    <w:p>
+      <w:pPr>
+        <w:spacing w:before="0" w:after="0"/>
+      </w:pPr>
+    </w:p>
+    <w:p>
+      <w:pPr>
+        <w:spacing w:before="0" w:after="0"/>
+      </w:pPr>
+    </w:p>
+    <w:p>
+      <w:pPr>
+        <w:spacing w:before="0" w:after="0"/>
+      </w:pPr>
+    </w:p>
+    <w:p>
+      <w:pPr>
+        <w:spacing w:before="0" w:after="0"/>
+      </w:pPr>
+    </w:p>
+    <w:p>
+      <w:pPr>
+        <w:spacing w:before="0" w:after="0"/>
+      </w:pPr>
+    </w:p>
+    <w:p>
+      <w:pPr>
+        <w:spacing w:before="0" w:after="0"/>
+      </w:pPr>
+    </w:p>
+    <w:p>
+      <w:pPr>
         <w:spacing w:before="160" w:after="80"/>
       </w:pPr>
       <w:r>
@@ -11069,6 +11986,46 @@
     </w:p>
     <w:p>
       <w:pPr>
+        <w:spacing w:before="0" w:after="0"/>
+      </w:pPr>
+    </w:p>
+    <w:p>
+      <w:pPr>
+        <w:spacing w:before="0" w:after="0"/>
+      </w:pPr>
+    </w:p>
+    <w:p>
+      <w:pPr>
+        <w:spacing w:before="0" w:after="0"/>
+      </w:pPr>
+    </w:p>
+    <w:p>
+      <w:pPr>
+        <w:spacing w:before="0" w:after="0"/>
+      </w:pPr>
+    </w:p>
+    <w:p>
+      <w:pPr>
+        <w:spacing w:before="0" w:after="0"/>
+      </w:pPr>
+    </w:p>
+    <w:p>
+      <w:pPr>
+        <w:spacing w:before="0" w:after="0"/>
+      </w:pPr>
+    </w:p>
+    <w:p>
+      <w:pPr>
+        <w:spacing w:before="0" w:after="0"/>
+      </w:pPr>
+    </w:p>
+    <w:p>
+      <w:pPr>
+        <w:spacing w:before="0" w:after="0"/>
+      </w:pPr>
+    </w:p>
+    <w:p>
+      <w:pPr>
         <w:spacing w:before="160" w:after="80"/>
       </w:pPr>
       <w:r>
@@ -11258,7 +12215,7 @@
         </w:rPr>
         <w:drawing>
           <wp:inline>
-            <wp:extent cx="2235200" cy="2159000"/>
+            <wp:extent cx="2235200" cy="2131237"/>
             <wp:effectExtent b="0" l="0" r="0" t="0"/>
             <wp:docPr descr="" title="" id="49" name="Picture"/>
             <a:graphic>
@@ -11279,7 +12236,7 @@
                   <pic:spPr bwMode="auto">
                     <a:xfrm>
                       <a:off x="0" y="0"/>
-                      <a:ext cx="2235200" cy="2159000"/>
+                      <a:ext cx="2235200" cy="2131237"/>
                     </a:xfrm>
                     <a:prstGeom prst="rect">
                       <a:avLst/>
@@ -11310,7 +12267,7 @@
         </w:rPr>
         <w:drawing>
           <wp:inline>
-            <wp:extent cx="2235200" cy="2095500"/>
+            <wp:extent cx="2226469" cy="2095500"/>
             <wp:effectExtent b="0" l="0" r="0" t="0"/>
             <wp:docPr descr="" title="" id="52" name="Picture"/>
             <a:graphic>
@@ -11331,7 +12288,7 @@
                   <pic:spPr bwMode="auto">
                     <a:xfrm>
                       <a:off x="0" y="0"/>
-                      <a:ext cx="2235200" cy="2095500"/>
+                      <a:ext cx="2226469" cy="2095500"/>
                     </a:xfrm>
                     <a:prstGeom prst="rect">
                       <a:avLst/>
@@ -12142,6 +13099,46 @@
     </w:p>
     <w:p>
       <w:pPr>
+        <w:spacing w:before="0" w:after="0"/>
+      </w:pPr>
+    </w:p>
+    <w:p>
+      <w:pPr>
+        <w:spacing w:before="0" w:after="0"/>
+      </w:pPr>
+    </w:p>
+    <w:p>
+      <w:pPr>
+        <w:spacing w:before="0" w:after="0"/>
+      </w:pPr>
+    </w:p>
+    <w:p>
+      <w:pPr>
+        <w:spacing w:before="0" w:after="0"/>
+      </w:pPr>
+    </w:p>
+    <w:p>
+      <w:pPr>
+        <w:spacing w:before="0" w:after="0"/>
+      </w:pPr>
+    </w:p>
+    <w:p>
+      <w:pPr>
+        <w:spacing w:before="0" w:after="0"/>
+      </w:pPr>
+    </w:p>
+    <w:p>
+      <w:pPr>
+        <w:spacing w:before="0" w:after="0"/>
+      </w:pPr>
+    </w:p>
+    <w:p>
+      <w:pPr>
+        <w:spacing w:before="0" w:after="0"/>
+      </w:pPr>
+    </w:p>
+    <w:p>
+      <w:pPr>
         <w:spacing w:before="160" w:after="80"/>
       </w:pPr>
       <w:r>
@@ -13750,6 +14747,46 @@
     </w:p>
     <w:p>
       <w:pPr>
+        <w:spacing w:before="0" w:after="0"/>
+      </w:pPr>
+    </w:p>
+    <w:p>
+      <w:pPr>
+        <w:spacing w:before="0" w:after="0"/>
+      </w:pPr>
+    </w:p>
+    <w:p>
+      <w:pPr>
+        <w:spacing w:before="0" w:after="0"/>
+      </w:pPr>
+    </w:p>
+    <w:p>
+      <w:pPr>
+        <w:spacing w:before="0" w:after="0"/>
+      </w:pPr>
+    </w:p>
+    <w:p>
+      <w:pPr>
+        <w:spacing w:before="0" w:after="0"/>
+      </w:pPr>
+    </w:p>
+    <w:p>
+      <w:pPr>
+        <w:spacing w:before="0" w:after="0"/>
+      </w:pPr>
+    </w:p>
+    <w:p>
+      <w:pPr>
+        <w:spacing w:before="0" w:after="0"/>
+      </w:pPr>
+    </w:p>
+    <w:p>
+      <w:pPr>
+        <w:spacing w:before="0" w:after="0"/>
+      </w:pPr>
+    </w:p>
+    <w:p>
+      <w:pPr>
         <w:spacing w:before="160" w:after="80"/>
       </w:pPr>
       <w:r>
@@ -14205,7 +15242,7 @@
         </w:rPr>
         <w:drawing>
           <wp:inline>
-            <wp:extent cx="3600000" cy="1191504"/>
+            <wp:extent cx="3600000" cy="1076814"/>
             <wp:effectExtent b="0" l="0" r="0" t="0"/>
             <wp:docPr descr="" title="" id="58" name="Picture"/>
             <a:graphic>
@@ -14226,7 +15263,7 @@
                   <pic:spPr bwMode="auto">
                     <a:xfrm>
                       <a:off x="0" y="0"/>
-                      <a:ext cx="3600000" cy="1191504"/>
+                      <a:ext cx="3600000" cy="1076814"/>
                     </a:xfrm>
                     <a:prstGeom prst="rect">
                       <a:avLst/>
@@ -14320,6 +15357,46 @@
         </w:rPr>
         <w:t>。</w:t>
       </w:r>
+    </w:p>
+    <w:p>
+      <w:pPr>
+        <w:spacing w:before="0" w:after="0"/>
+      </w:pPr>
+    </w:p>
+    <w:p>
+      <w:pPr>
+        <w:spacing w:before="0" w:after="0"/>
+      </w:pPr>
+    </w:p>
+    <w:p>
+      <w:pPr>
+        <w:spacing w:before="0" w:after="0"/>
+      </w:pPr>
+    </w:p>
+    <w:p>
+      <w:pPr>
+        <w:spacing w:before="0" w:after="0"/>
+      </w:pPr>
+    </w:p>
+    <w:p>
+      <w:pPr>
+        <w:spacing w:before="0" w:after="0"/>
+      </w:pPr>
+    </w:p>
+    <w:p>
+      <w:pPr>
+        <w:spacing w:before="0" w:after="0"/>
+      </w:pPr>
+    </w:p>
+    <w:p>
+      <w:pPr>
+        <w:spacing w:before="0" w:after="0"/>
+      </w:pPr>
+    </w:p>
+    <w:p>
+      <w:pPr>
+        <w:spacing w:before="0" w:after="0"/>
+      </w:pPr>
     </w:p>
     <w:p>
       <w:pPr>
@@ -16953,6 +18030,46 @@
     </w:p>
     <w:p>
       <w:pPr>
+        <w:spacing w:before="0" w:after="0"/>
+      </w:pPr>
+    </w:p>
+    <w:p>
+      <w:pPr>
+        <w:spacing w:before="0" w:after="0"/>
+      </w:pPr>
+    </w:p>
+    <w:p>
+      <w:pPr>
+        <w:spacing w:before="0" w:after="0"/>
+      </w:pPr>
+    </w:p>
+    <w:p>
+      <w:pPr>
+        <w:spacing w:before="0" w:after="0"/>
+      </w:pPr>
+    </w:p>
+    <w:p>
+      <w:pPr>
+        <w:spacing w:before="0" w:after="0"/>
+      </w:pPr>
+    </w:p>
+    <w:p>
+      <w:pPr>
+        <w:spacing w:before="0" w:after="0"/>
+      </w:pPr>
+    </w:p>
+    <w:p>
+      <w:pPr>
+        <w:spacing w:before="0" w:after="0"/>
+      </w:pPr>
+    </w:p>
+    <w:p>
+      <w:pPr>
+        <w:spacing w:before="0" w:after="0"/>
+      </w:pPr>
+    </w:p>
+    <w:p>
+      <w:pPr>
         <w:spacing w:before="160" w:after="80"/>
       </w:pPr>
       <w:r>
@@ -17529,6 +18646,46 @@
     </w:p>
     <w:p>
       <w:pPr>
+        <w:spacing w:before="0" w:after="0"/>
+      </w:pPr>
+    </w:p>
+    <w:p>
+      <w:pPr>
+        <w:spacing w:before="0" w:after="0"/>
+      </w:pPr>
+    </w:p>
+    <w:p>
+      <w:pPr>
+        <w:spacing w:before="0" w:after="0"/>
+      </w:pPr>
+    </w:p>
+    <w:p>
+      <w:pPr>
+        <w:spacing w:before="0" w:after="0"/>
+      </w:pPr>
+    </w:p>
+    <w:p>
+      <w:pPr>
+        <w:spacing w:before="0" w:after="0"/>
+      </w:pPr>
+    </w:p>
+    <w:p>
+      <w:pPr>
+        <w:spacing w:before="0" w:after="0"/>
+      </w:pPr>
+    </w:p>
+    <w:p>
+      <w:pPr>
+        <w:spacing w:before="0" w:after="0"/>
+      </w:pPr>
+    </w:p>
+    <w:p>
+      <w:pPr>
+        <w:spacing w:before="0" w:after="0"/>
+      </w:pPr>
+    </w:p>
+    <w:p>
+      <w:pPr>
         <w:spacing w:before="160" w:after="80"/>
       </w:pPr>
       <w:r>
@@ -17733,7 +18890,7 @@
         </w:rPr>
         <w:drawing>
           <wp:inline>
-            <wp:extent cx="3600000" cy="471615"/>
+            <wp:extent cx="3594754" cy="471615"/>
             <wp:effectExtent b="0" l="0" r="0" t="0"/>
             <wp:docPr descr="" title="" id="73" name="Picture"/>
             <a:graphic>
@@ -17754,7 +18911,7 @@
                   <pic:spPr bwMode="auto">
                     <a:xfrm>
                       <a:off x="0" y="0"/>
-                      <a:ext cx="3600000" cy="471615"/>
+                      <a:ext cx="3594754" cy="471615"/>
                     </a:xfrm>
                     <a:prstGeom prst="rect">
                       <a:avLst/>
@@ -18155,12 +19312,7 @@
       </w:r>
     </w:p>
     <w:p>
-      <w:pPr>
-        <w:numPr>
-          <w:ilvl w:val="0"/>
-          <w:numId w:val="1024"/>
-        </w:numPr>
-      </w:pPr>
+      <w:pPr/>
       <w:r>
         <w:rPr>
           <w:rFonts w:hint="eastAsia" w:ascii="Times New Roman" w:hAnsi="Times New Roman" w:eastAsia="Times New Roman" w:cs="Times New Roman"/>
@@ -18452,6 +19604,46 @@
         </w:rPr>
         <w:t xml:space="preserve">_。</w:t>
       </w:r>
+    </w:p>
+    <w:p>
+      <w:pPr>
+        <w:spacing w:before="0" w:after="0"/>
+      </w:pPr>
+    </w:p>
+    <w:p>
+      <w:pPr>
+        <w:spacing w:before="0" w:after="0"/>
+      </w:pPr>
+    </w:p>
+    <w:p>
+      <w:pPr>
+        <w:spacing w:before="0" w:after="0"/>
+      </w:pPr>
+    </w:p>
+    <w:p>
+      <w:pPr>
+        <w:spacing w:before="0" w:after="0"/>
+      </w:pPr>
+    </w:p>
+    <w:p>
+      <w:pPr>
+        <w:spacing w:before="0" w:after="0"/>
+      </w:pPr>
+    </w:p>
+    <w:p>
+      <w:pPr>
+        <w:spacing w:before="0" w:after="0"/>
+      </w:pPr>
+    </w:p>
+    <w:p>
+      <w:pPr>
+        <w:spacing w:before="0" w:after="0"/>
+      </w:pPr>
+    </w:p>
+    <w:p>
+      <w:pPr>
+        <w:spacing w:before="0" w:after="0"/>
+      </w:pPr>
     </w:p>
     <w:p>
       <w:pPr>
@@ -19000,7 +20192,7 @@
         </w:rPr>
         <w:drawing>
           <wp:inline>
-            <wp:extent cx="3240000" cy="2872800"/>
+            <wp:extent cx="3210136" cy="2872800"/>
             <wp:effectExtent b="0" l="0" r="0" t="0"/>
             <wp:docPr descr="" title="" id="83" name="Picture"/>
             <a:graphic>
@@ -19021,7 +20213,7 @@
                   <pic:spPr bwMode="auto">
                     <a:xfrm>
                       <a:off x="0" y="0"/>
-                      <a:ext cx="3240000" cy="2872800"/>
+                      <a:ext cx="3210136" cy="2872800"/>
                     </a:xfrm>
                     <a:prstGeom prst="rect">
                       <a:avLst/>
@@ -19052,7 +20244,7 @@
         </w:rPr>
         <w:drawing>
           <wp:inline>
-            <wp:extent cx="3600000" cy="865433"/>
+            <wp:extent cx="3600000" cy="860313"/>
             <wp:effectExtent b="0" l="0" r="0" t="0"/>
             <wp:docPr descr="" title="" id="86" name="Picture"/>
             <a:graphic>
@@ -19073,7 +20265,7 @@
                   <pic:spPr bwMode="auto">
                     <a:xfrm>
                       <a:off x="0" y="0"/>
-                      <a:ext cx="3600000" cy="865433"/>
+                      <a:ext cx="3600000" cy="860313"/>
                     </a:xfrm>
                     <a:prstGeom prst="rect">
                       <a:avLst/>
@@ -19188,7 +20380,7 @@
         </w:rPr>
         <w:drawing>
           <wp:inline>
-            <wp:extent cx="3600000" cy="685714"/>
+            <wp:extent cx="3590475" cy="685714"/>
             <wp:effectExtent b="0" l="0" r="0" t="0"/>
             <wp:docPr descr="" title="" id="89" name="Picture"/>
             <a:graphic>
@@ -19209,7 +20401,7 @@
                   <pic:spPr bwMode="auto">
                     <a:xfrm>
                       <a:off x="0" y="0"/>
-                      <a:ext cx="3600000" cy="685714"/>
+                      <a:ext cx="3590475" cy="685714"/>
                     </a:xfrm>
                     <a:prstGeom prst="rect">
                       <a:avLst/>
@@ -19501,6 +20693,46 @@
     </w:p>
     <w:p>
       <w:pPr>
+        <w:spacing w:before="0" w:after="0"/>
+      </w:pPr>
+    </w:p>
+    <w:p>
+      <w:pPr>
+        <w:spacing w:before="0" w:after="0"/>
+      </w:pPr>
+    </w:p>
+    <w:p>
+      <w:pPr>
+        <w:spacing w:before="0" w:after="0"/>
+      </w:pPr>
+    </w:p>
+    <w:p>
+      <w:pPr>
+        <w:spacing w:before="0" w:after="0"/>
+      </w:pPr>
+    </w:p>
+    <w:p>
+      <w:pPr>
+        <w:spacing w:before="0" w:after="0"/>
+      </w:pPr>
+    </w:p>
+    <w:p>
+      <w:pPr>
+        <w:spacing w:before="0" w:after="0"/>
+      </w:pPr>
+    </w:p>
+    <w:p>
+      <w:pPr>
+        <w:spacing w:before="0" w:after="0"/>
+      </w:pPr>
+    </w:p>
+    <w:p>
+      <w:pPr>
+        <w:spacing w:before="0" w:after="0"/>
+      </w:pPr>
+    </w:p>
+    <w:p>
+      <w:pPr>
         <w:spacing w:before="160" w:after="80"/>
       </w:pPr>
       <w:r>
@@ -20753,7 +21985,7 @@
         </w:rPr>
         <w:drawing>
           <wp:inline>
-            <wp:extent cx="3600000" cy="1333589"/>
+            <wp:extent cx="3600000" cy="1326679"/>
             <wp:effectExtent b="0" l="0" r="0" t="0"/>
             <wp:docPr descr="" title="" id="93" name="Picture"/>
             <a:graphic>
@@ -20774,7 +22006,7 @@
                   <pic:spPr bwMode="auto">
                     <a:xfrm>
                       <a:off x="0" y="0"/>
-                      <a:ext cx="3600000" cy="1333589"/>
+                      <a:ext cx="3600000" cy="1326679"/>
                     </a:xfrm>
                     <a:prstGeom prst="rect">
                       <a:avLst/>
@@ -20962,6 +22194,46 @@
         </w:rPr>
         <w:t>。</w:t>
       </w:r>
+    </w:p>
+    <w:p>
+      <w:pPr>
+        <w:spacing w:before="0" w:after="0"/>
+      </w:pPr>
+    </w:p>
+    <w:p>
+      <w:pPr>
+        <w:spacing w:before="0" w:after="0"/>
+      </w:pPr>
+    </w:p>
+    <w:p>
+      <w:pPr>
+        <w:spacing w:before="0" w:after="0"/>
+      </w:pPr>
+    </w:p>
+    <w:p>
+      <w:pPr>
+        <w:spacing w:before="0" w:after="0"/>
+      </w:pPr>
+    </w:p>
+    <w:p>
+      <w:pPr>
+        <w:spacing w:before="0" w:after="0"/>
+      </w:pPr>
+    </w:p>
+    <w:p>
+      <w:pPr>
+        <w:spacing w:before="0" w:after="0"/>
+      </w:pPr>
+    </w:p>
+    <w:p>
+      <w:pPr>
+        <w:spacing w:before="0" w:after="0"/>
+      </w:pPr>
+    </w:p>
+    <w:p>
+      <w:pPr>
+        <w:spacing w:before="0" w:after="0"/>
+      </w:pPr>
     </w:p>
     <w:p>
       <w:pPr>
@@ -21318,7 +22590,7 @@
         </w:rPr>
         <w:drawing>
           <wp:inline>
-            <wp:extent cx="2908300" cy="2374900"/>
+            <wp:extent cx="2908300" cy="2352492"/>
             <wp:effectExtent b="0" l="0" r="0" t="0"/>
             <wp:docPr descr="" title="" id="97" name="Picture"/>
             <a:graphic>
@@ -21339,7 +22611,7 @@
                   <pic:spPr bwMode="auto">
                     <a:xfrm>
                       <a:off x="0" y="0"/>
-                      <a:ext cx="2908300" cy="2374900"/>
+                      <a:ext cx="2908300" cy="2352492"/>
                     </a:xfrm>
                     <a:prstGeom prst="rect">
                       <a:avLst/>
@@ -21985,6 +23257,46 @@
           </wp:inline>
         </w:drawing>
       </w:r>
+    </w:p>
+    <w:p>
+      <w:pPr>
+        <w:spacing w:before="0" w:after="0"/>
+      </w:pPr>
+    </w:p>
+    <w:p>
+      <w:pPr>
+        <w:spacing w:before="0" w:after="0"/>
+      </w:pPr>
+    </w:p>
+    <w:p>
+      <w:pPr>
+        <w:spacing w:before="0" w:after="0"/>
+      </w:pPr>
+    </w:p>
+    <w:p>
+      <w:pPr>
+        <w:spacing w:before="0" w:after="0"/>
+      </w:pPr>
+    </w:p>
+    <w:p>
+      <w:pPr>
+        <w:spacing w:before="0" w:after="0"/>
+      </w:pPr>
+    </w:p>
+    <w:p>
+      <w:pPr>
+        <w:spacing w:before="0" w:after="0"/>
+      </w:pPr>
+    </w:p>
+    <w:p>
+      <w:pPr>
+        <w:spacing w:before="0" w:after="0"/>
+      </w:pPr>
+    </w:p>
+    <w:p>
+      <w:pPr>
+        <w:spacing w:before="0" w:after="0"/>
+      </w:pPr>
     </w:p>
     <w:p>
       <w:pPr>

--- a/00-首页/题组Word/习题书/第三篇-有机化学/12-高分子化学-学生版.docx
+++ b/00-首页/题组Word/习题书/第三篇-有机化学/12-高分子化学-学生版.docx
@@ -20580,7 +20580,7 @@
         <m:sSup>
           <m:e>
             <m:r>
-              <m:t>​</m:t>
+              <m:t xml:space="preserve"> </m:t>
             </m:r>
           </m:e>
           <m:sup>

--- a/00-首页/题组Word/习题书/第三篇-有机化学/12-高分子化学-学生版.docx
+++ b/00-首页/题组Word/习题书/第三篇-有机化学/12-高分子化学-学生版.docx
@@ -394,6 +394,7 @@
     <w:p>
       <w:pPr>
         <w:pStyle w:val="BodyText"/>
+        <w:spacing w:before="0" w:after="0"/>
       </w:pPr>
       <w:r>
         <w:rPr>
@@ -423,6 +424,7 @@
     <w:p>
       <w:pPr>
         <w:pStyle w:val="BodyText"/>
+        <w:spacing w:before="0" w:after="0"/>
       </w:pPr>
       <w:r>
         <w:rPr>
@@ -440,6 +442,7 @@
     <w:p>
       <w:pPr>
         <w:pStyle w:val="BodyText"/>
+        <w:spacing w:before="0" w:after="0"/>
       </w:pPr>
       <w:r>
         <w:rPr>
@@ -593,6 +596,7 @@
     <w:p>
       <w:pPr>
         <w:pStyle w:val="BodyText"/>
+        <w:spacing w:before="0" w:after="0"/>
       </w:pPr>
       <w:r>
         <w:rPr>
@@ -793,6 +797,7 @@
     <w:p>
       <w:pPr>
         <w:pStyle w:val="BodyText"/>
+        <w:spacing w:before="0" w:after="0"/>
       </w:pPr>
       <w:r>
         <w:rPr>
@@ -810,6 +815,7 @@
     <w:p>
       <w:pPr>
         <w:pStyle w:val="BodyText"/>
+        <w:spacing w:before="0" w:after="0"/>
       </w:pPr>
       <w:r>
         <w:rPr>
@@ -846,6 +852,7 @@
     <w:p>
       <w:pPr>
         <w:pStyle w:val="BodyText"/>
+        <w:spacing w:before="0" w:after="0"/>
       </w:pPr>
       <w:r>
         <w:rPr>
@@ -863,6 +870,7 @@
     <w:p>
       <w:pPr>
         <w:pStyle w:val="BodyText"/>
+        <w:spacing w:before="0" w:after="0"/>
       </w:pPr>
       <w:r>
         <w:rPr>
@@ -1093,6 +1101,7 @@
     <w:p>
       <w:pPr>
         <w:pStyle w:val="BodyText"/>
+        <w:spacing w:before="0" w:after="0"/>
       </w:pPr>
       <w:r>
         <w:rPr>
@@ -1229,6 +1238,7 @@
     <w:p>
       <w:pPr>
         <w:pStyle w:val="BodyText"/>
+        <w:spacing w:before="0" w:after="0"/>
       </w:pPr>
       <w:r>
         <w:rPr>
@@ -1886,8 +1896,8 @@
           <w:ilvl w:val="0"/>
           <w:numId w:val="1003"/>
         </w:numPr>
+        <w:spacing w:before="0" w:after="0"/>
         <w:ind w:left="480" w:hanging="480"/>
-        <w:spacing w:after="0"/>
       </w:pPr>
       <w:r>
         <w:rPr>
@@ -1950,8 +1960,8 @@
           <w:ilvl w:val="0"/>
           <w:numId w:val="1003"/>
         </w:numPr>
+        <w:spacing w:before="0" w:after="0"/>
         <w:ind w:left="480" w:hanging="480"/>
-        <w:spacing w:before="0" w:after="0"/>
       </w:pPr>
       <w:r>
         <w:rPr>
@@ -1978,8 +1988,8 @@
           <w:ilvl w:val="0"/>
           <w:numId w:val="1003"/>
         </w:numPr>
+        <w:spacing w:before="0" w:after="0"/>
         <w:ind w:left="480" w:hanging="480"/>
-        <w:spacing w:before="0" w:after="0"/>
       </w:pPr>
       <w:r>
         <w:rPr>
@@ -2006,8 +2016,8 @@
           <w:ilvl w:val="0"/>
           <w:numId w:val="1003"/>
         </w:numPr>
+        <w:spacing w:before="0" w:after="0"/>
         <w:ind w:left="480" w:hanging="480"/>
-        <w:spacing w:before="0" w:after="0"/>
       </w:pPr>
       <w:r>
         <w:rPr>
@@ -2034,8 +2044,8 @@
           <w:ilvl w:val="0"/>
           <w:numId w:val="1003"/>
         </w:numPr>
+        <w:spacing w:before="0" w:after="0"/>
         <w:ind w:left="480" w:hanging="480"/>
-        <w:spacing w:before="0" w:after="180"/>
       </w:pPr>
       <w:r>
         <w:rPr>
@@ -2056,8 +2066,8 @@
           <w:ilvl w:val="0"/>
           <w:numId w:val="1003"/>
         </w:numPr>
+        <w:spacing w:before="0" w:after="0"/>
         <w:ind w:left="480" w:hanging="480"/>
-        <w:spacing w:after="0"/>
       </w:pPr>
       <w:r>
         <w:rPr>
@@ -2084,8 +2094,8 @@
           <w:ilvl w:val="0"/>
           <w:numId w:val="1003"/>
         </w:numPr>
+        <w:spacing w:before="0" w:after="0"/>
         <w:ind w:left="480" w:hanging="480"/>
-        <w:spacing w:before="0" w:after="0"/>
       </w:pPr>
       <w:r>
         <w:rPr>
@@ -2112,8 +2122,8 @@
           <w:ilvl w:val="0"/>
           <w:numId w:val="1003"/>
         </w:numPr>
+        <w:spacing w:before="0" w:after="0"/>
         <w:ind w:left="480" w:hanging="480"/>
-        <w:spacing w:before="0" w:after="0"/>
       </w:pPr>
       <w:r>
         <w:rPr>
@@ -2140,8 +2150,8 @@
           <w:ilvl w:val="0"/>
           <w:numId w:val="1003"/>
         </w:numPr>
+        <w:spacing w:before="0" w:after="0"/>
         <w:ind w:left="480" w:hanging="480"/>
-        <w:spacing w:before="0" w:after="0"/>
       </w:pPr>
       <w:r>
         <w:rPr>
@@ -2174,8 +2184,8 @@
           <w:ilvl w:val="0"/>
           <w:numId w:val="1003"/>
         </w:numPr>
+        <w:spacing w:before="0" w:after="0"/>
         <w:ind w:left="480" w:hanging="480"/>
-        <w:spacing w:before="0" w:after="180"/>
       </w:pPr>
       <w:r>
         <w:rPr>
@@ -2196,8 +2206,8 @@
           <w:ilvl w:val="0"/>
           <w:numId w:val="1003"/>
         </w:numPr>
+        <w:spacing w:before="0" w:after="0"/>
         <w:ind w:left="480" w:hanging="480"/>
-        <w:spacing w:after="0"/>
       </w:pPr>
       <w:r>
         <w:rPr>
@@ -2254,8 +2264,8 @@
           <w:ilvl w:val="0"/>
           <w:numId w:val="1003"/>
         </w:numPr>
+        <w:spacing w:before="0" w:after="0"/>
         <w:ind w:left="480" w:hanging="480"/>
-        <w:spacing w:before="0" w:after="0"/>
       </w:pPr>
       <w:r>
         <w:rPr>
@@ -2276,8 +2286,8 @@
           <w:ilvl w:val="0"/>
           <w:numId w:val="1003"/>
         </w:numPr>
+        <w:spacing w:before="0" w:after="0"/>
         <w:ind w:left="480" w:hanging="480"/>
-        <w:spacing w:before="0" w:after="0"/>
       </w:pPr>
       <w:r>
         <w:rPr>
@@ -2298,8 +2308,8 @@
           <w:ilvl w:val="0"/>
           <w:numId w:val="1003"/>
         </w:numPr>
+        <w:spacing w:before="0" w:after="0"/>
         <w:ind w:left="480" w:hanging="480"/>
-        <w:spacing w:before="0" w:after="0"/>
       </w:pPr>
       <w:r>
         <w:rPr>
@@ -2349,8 +2359,8 @@
           <w:ilvl w:val="0"/>
           <w:numId w:val="1003"/>
         </w:numPr>
+        <w:spacing w:before="0" w:after="0"/>
         <w:ind w:left="480" w:hanging="480"/>
-        <w:spacing w:before="0" w:after="180"/>
       </w:pPr>
       <w:r>
         <w:rPr>
@@ -2365,8 +2375,8 @@
           <w:ilvl w:val="0"/>
           <w:numId w:val="1003"/>
         </w:numPr>
+        <w:spacing w:before="0" w:after="0"/>
         <w:ind w:left="480" w:hanging="480"/>
-        <w:spacing w:after="0"/>
       </w:pPr>
       <w:r>
         <w:rPr>
@@ -2434,8 +2444,8 @@
           <w:ilvl w:val="0"/>
           <w:numId w:val="1003"/>
         </w:numPr>
+        <w:spacing w:before="0" w:after="0"/>
         <w:ind w:left="480" w:hanging="480"/>
-        <w:spacing w:before="0" w:after="0"/>
       </w:pPr>
       <w:r>
         <w:rPr>
@@ -2480,8 +2490,8 @@
           <w:ilvl w:val="0"/>
           <w:numId w:val="1003"/>
         </w:numPr>
+        <w:spacing w:before="0" w:after="0"/>
         <w:ind w:left="480" w:hanging="480"/>
-        <w:spacing w:before="0" w:after="0"/>
       </w:pPr>
       <w:r>
         <w:rPr>
@@ -2528,8 +2538,8 @@
           <w:ilvl w:val="0"/>
           <w:numId w:val="1003"/>
         </w:numPr>
+        <w:spacing w:before="0" w:after="0"/>
         <w:ind w:left="480" w:hanging="480"/>
-        <w:spacing w:before="0" w:after="0"/>
       </w:pPr>
       <w:r>
         <w:rPr>
@@ -2556,8 +2566,8 @@
           <w:ilvl w:val="0"/>
           <w:numId w:val="1003"/>
         </w:numPr>
+        <w:spacing w:before="0" w:after="0"/>
         <w:ind w:left="480" w:hanging="480"/>
-        <w:spacing w:before="0" w:after="180"/>
       </w:pPr>
       <w:r>
         <w:rPr>
@@ -2578,8 +2588,8 @@
           <w:ilvl w:val="0"/>
           <w:numId w:val="1003"/>
         </w:numPr>
+        <w:spacing w:before="0" w:after="0"/>
         <w:ind w:left="480" w:hanging="480"/>
-        <w:spacing w:after="0"/>
       </w:pPr>
       <w:r>
         <w:rPr>
@@ -2636,8 +2646,8 @@
           <w:ilvl w:val="0"/>
           <w:numId w:val="1003"/>
         </w:numPr>
+        <w:spacing w:before="0" w:after="0"/>
         <w:ind w:left="480" w:hanging="480"/>
-        <w:spacing w:before="0" w:after="0"/>
       </w:pPr>
       <w:r>
         <w:rPr>
@@ -2664,8 +2674,8 @@
           <w:ilvl w:val="0"/>
           <w:numId w:val="1003"/>
         </w:numPr>
+        <w:spacing w:before="0" w:after="0"/>
         <w:ind w:left="480" w:hanging="480"/>
-        <w:spacing w:before="0" w:after="0"/>
       </w:pPr>
       <w:r>
         <w:rPr>
@@ -2692,8 +2702,8 @@
           <w:ilvl w:val="0"/>
           <w:numId w:val="1003"/>
         </w:numPr>
+        <w:spacing w:before="0" w:after="0"/>
         <w:ind w:left="480" w:hanging="480"/>
-        <w:spacing w:before="0" w:after="0"/>
       </w:pPr>
       <w:r>
         <w:rPr>
@@ -2720,8 +2730,8 @@
           <w:ilvl w:val="0"/>
           <w:numId w:val="1003"/>
         </w:numPr>
+        <w:spacing w:before="0" w:after="0"/>
         <w:ind w:left="480" w:hanging="480"/>
-        <w:spacing w:before="0" w:after="180"/>
       </w:pPr>
       <w:r>
         <w:rPr>
@@ -2742,8 +2752,8 @@
           <w:ilvl w:val="0"/>
           <w:numId w:val="1003"/>
         </w:numPr>
+        <w:spacing w:before="0" w:after="0"/>
         <w:ind w:left="480" w:hanging="480"/>
-        <w:spacing w:after="0"/>
       </w:pPr>
       <w:r>
         <w:rPr>
@@ -2812,8 +2822,8 @@
           <w:ilvl w:val="0"/>
           <w:numId w:val="1003"/>
         </w:numPr>
+        <w:spacing w:before="0" w:after="0"/>
         <w:ind w:left="480" w:hanging="480"/>
-        <w:spacing w:before="0" w:after="0"/>
       </w:pPr>
       <w:r>
         <w:rPr>
@@ -2840,8 +2850,8 @@
           <w:ilvl w:val="0"/>
           <w:numId w:val="1003"/>
         </w:numPr>
+        <w:spacing w:before="0" w:after="0"/>
         <w:ind w:left="480" w:hanging="480"/>
-        <w:spacing w:before="0" w:after="0"/>
       </w:pPr>
       <w:r>
         <w:rPr>
@@ -2868,8 +2878,8 @@
           <w:ilvl w:val="0"/>
           <w:numId w:val="1003"/>
         </w:numPr>
+        <w:spacing w:before="0" w:after="0"/>
         <w:ind w:left="480" w:hanging="480"/>
-        <w:spacing w:before="0" w:after="0"/>
       </w:pPr>
       <w:r>
         <w:rPr>
@@ -2896,8 +2906,8 @@
           <w:ilvl w:val="0"/>
           <w:numId w:val="1003"/>
         </w:numPr>
+        <w:spacing w:before="0" w:after="0"/>
         <w:ind w:left="480" w:hanging="480"/>
-        <w:spacing w:before="0" w:after="180"/>
       </w:pPr>
       <w:r>
         <w:rPr>
@@ -4416,8 +4426,8 @@
           <w:ilvl w:val="0"/>
           <w:numId w:val="1006"/>
         </w:numPr>
+        <w:spacing w:before="0" w:after="0"/>
         <w:ind w:left="480" w:hanging="480"/>
-        <w:spacing w:after="0"/>
       </w:pPr>
       <w:r>
         <w:rPr>
@@ -4492,8 +4502,8 @@
           <w:ilvl w:val="0"/>
           <w:numId w:val="1006"/>
         </w:numPr>
+        <w:spacing w:before="0" w:after="0"/>
         <w:ind w:left="480" w:hanging="480"/>
-        <w:spacing w:before="0" w:after="0"/>
       </w:pPr>
       <w:r>
         <w:rPr>
@@ -4538,8 +4548,8 @@
           <w:ilvl w:val="0"/>
           <w:numId w:val="1006"/>
         </w:numPr>
+        <w:spacing w:before="0" w:after="0"/>
         <w:ind w:left="480" w:hanging="480"/>
-        <w:spacing w:before="0" w:after="0"/>
       </w:pPr>
       <w:r>
         <w:rPr>
@@ -4578,8 +4588,8 @@
           <w:ilvl w:val="0"/>
           <w:numId w:val="1006"/>
         </w:numPr>
+        <w:spacing w:before="0" w:after="0"/>
         <w:ind w:left="480" w:hanging="480"/>
-        <w:spacing w:before="0" w:after="0"/>
       </w:pPr>
       <w:r>
         <w:rPr>
@@ -4618,8 +4628,8 @@
           <w:ilvl w:val="0"/>
           <w:numId w:val="1006"/>
         </w:numPr>
+        <w:spacing w:before="0" w:after="0"/>
         <w:ind w:left="480" w:hanging="480"/>
-        <w:spacing w:before="0" w:after="180"/>
       </w:pPr>
       <w:r>
         <w:rPr>
@@ -9412,8 +9422,8 @@
     <w:p>
       <w:pPr>
         <w:pStyle w:val="FirstParagraph"/>
+        <w:spacing w:before="0" w:after="0"/>
         <w:ind w:left="480" w:hanging="480"/>
-        <w:spacing w:after="0"/>
       </w:pPr>
       <w:r>
         <w:rPr>
@@ -9425,34 +9435,34 @@
     <w:p>
       <w:pPr>
         <w:pStyle w:val="FirstParagraph"/>
+        <w:spacing w:before="0" w:after="0"/>
         <w:ind w:left="480" w:hanging="480"/>
+      </w:pPr>
+      <w:r>
+        <w:rPr>
+          <w:rFonts w:ascii="Times New Roman" w:hAnsi="Times New Roman" w:eastAsia="Times New Roman" w:cs="Times New Roman"/>
+        </w:rPr>
+        <w:t xml:space="preserve">B. 1:1　</w:t>
+      </w:r>
+    </w:p>
+    <w:p>
+      <w:pPr>
+        <w:pStyle w:val="FirstParagraph"/>
         <w:spacing w:before="0" w:after="0"/>
-      </w:pPr>
-      <w:r>
-        <w:rPr>
-          <w:rFonts w:ascii="Times New Roman" w:hAnsi="Times New Roman" w:eastAsia="Times New Roman" w:cs="Times New Roman"/>
-        </w:rPr>
-        <w:t xml:space="preserve">B. 1:1　</w:t>
+        <w:ind w:left="480" w:hanging="480"/>
+      </w:pPr>
+      <w:r>
+        <w:rPr>
+          <w:rFonts w:ascii="Times New Roman" w:hAnsi="Times New Roman" w:eastAsia="Times New Roman" w:cs="Times New Roman"/>
+        </w:rPr>
+        <w:t xml:space="preserve">C. 2:3　</w:t>
       </w:r>
     </w:p>
     <w:p>
       <w:pPr>
         <w:pStyle w:val="FirstParagraph"/>
+        <w:spacing w:before="0" w:after="0"/>
         <w:ind w:left="480" w:hanging="480"/>
-        <w:spacing w:before="0" w:after="0"/>
-      </w:pPr>
-      <w:r>
-        <w:rPr>
-          <w:rFonts w:ascii="Times New Roman" w:hAnsi="Times New Roman" w:eastAsia="Times New Roman" w:cs="Times New Roman"/>
-        </w:rPr>
-        <w:t xml:space="preserve">C. 2:3　</w:t>
-      </w:r>
-    </w:p>
-    <w:p>
-      <w:pPr>
-        <w:pStyle w:val="FirstParagraph"/>
-        <w:ind w:left="480" w:hanging="480"/>
-        <w:spacing w:before="0" w:after="180"/>
       </w:pPr>
       <w:r>
         <w:rPr>
@@ -9609,8 +9619,8 @@
     <w:p>
       <w:pPr>
         <w:pStyle w:val="FirstParagraph"/>
+        <w:spacing w:before="0" w:after="0"/>
         <w:ind w:left="480" w:hanging="480"/>
-        <w:spacing w:after="0"/>
       </w:pPr>
       <w:r>
         <w:rPr>
@@ -9622,34 +9632,34 @@
     <w:p>
       <w:pPr>
         <w:pStyle w:val="FirstParagraph"/>
+        <w:spacing w:before="0" w:after="0"/>
         <w:ind w:left="480" w:hanging="480"/>
+      </w:pPr>
+      <w:r>
+        <w:rPr>
+          <w:rFonts w:ascii="Times New Roman" w:hAnsi="Times New Roman" w:eastAsia="Times New Roman" w:cs="Times New Roman"/>
+        </w:rPr>
+        <w:t xml:space="preserve">B. 2:3　</w:t>
+      </w:r>
+    </w:p>
+    <w:p>
+      <w:pPr>
+        <w:pStyle w:val="FirstParagraph"/>
         <w:spacing w:before="0" w:after="0"/>
-      </w:pPr>
-      <w:r>
-        <w:rPr>
-          <w:rFonts w:ascii="Times New Roman" w:hAnsi="Times New Roman" w:eastAsia="Times New Roman" w:cs="Times New Roman"/>
-        </w:rPr>
-        <w:t xml:space="preserve">B. 2:3　</w:t>
+        <w:ind w:left="480" w:hanging="480"/>
+      </w:pPr>
+      <w:r>
+        <w:rPr>
+          <w:rFonts w:ascii="Times New Roman" w:hAnsi="Times New Roman" w:eastAsia="Times New Roman" w:cs="Times New Roman"/>
+        </w:rPr>
+        <w:t xml:space="preserve">C. 1:2　</w:t>
       </w:r>
     </w:p>
     <w:p>
       <w:pPr>
         <w:pStyle w:val="FirstParagraph"/>
+        <w:spacing w:before="0" w:after="0"/>
         <w:ind w:left="480" w:hanging="480"/>
-        <w:spacing w:before="0" w:after="0"/>
-      </w:pPr>
-      <w:r>
-        <w:rPr>
-          <w:rFonts w:ascii="Times New Roman" w:hAnsi="Times New Roman" w:eastAsia="Times New Roman" w:cs="Times New Roman"/>
-        </w:rPr>
-        <w:t xml:space="preserve">C. 1:2　</w:t>
-      </w:r>
-    </w:p>
-    <w:p>
-      <w:pPr>
-        <w:pStyle w:val="FirstParagraph"/>
-        <w:ind w:left="480" w:hanging="480"/>
-        <w:spacing w:before="0" w:after="180"/>
       </w:pPr>
       <w:r>
         <w:rPr>
@@ -9847,8 +9857,8 @@
     <w:p>
       <w:pPr>
         <w:pStyle w:val="BodyText"/>
+        <w:spacing w:before="0" w:after="0"/>
         <w:ind w:left="480" w:hanging="480"/>
-        <w:spacing w:after="0"/>
       </w:pPr>
       <w:r>
         <w:rPr>
@@ -9872,14 +9882,39 @@
     <w:p>
       <w:pPr>
         <w:pStyle w:val="BodyText"/>
+        <w:spacing w:before="0" w:after="0"/>
         <w:ind w:left="480" w:hanging="480"/>
+      </w:pPr>
+      <w:r>
+        <w:rPr>
+          <w:rFonts w:ascii="Times New Roman" w:hAnsi="Times New Roman" w:eastAsia="Times New Roman" w:cs="Times New Roman"/>
+        </w:rPr>
+        <w:t xml:space="preserve">B. 4 </w:t>
+      </w:r>
+      <w:r>
+        <w:rPr>
+          <w:rFonts w:hint="eastAsia" w:ascii="Times New Roman" w:hAnsi="Times New Roman" w:eastAsia="FangSong" w:cs="Times New Roman"/>
+        </w:rPr>
+        <w:t xml:space="preserve">摩尔</w:t>
+      </w:r>
+      <w:r>
+        <w:rPr>
+          <w:rFonts w:ascii="Times New Roman" w:hAnsi="Times New Roman" w:eastAsia="Times New Roman" w:cs="Times New Roman"/>
+        </w:rPr>
+        <w:t xml:space="preserve">　　</w:t>
+      </w:r>
+    </w:p>
+    <w:p>
+      <w:pPr>
+        <w:pStyle w:val="BodyText"/>
         <w:spacing w:before="0" w:after="0"/>
-      </w:pPr>
-      <w:r>
-        <w:rPr>
-          <w:rFonts w:ascii="Times New Roman" w:hAnsi="Times New Roman" w:eastAsia="Times New Roman" w:cs="Times New Roman"/>
-        </w:rPr>
-        <w:t xml:space="preserve">B. 4 </w:t>
+        <w:ind w:left="480" w:hanging="480"/>
+      </w:pPr>
+      <w:r>
+        <w:rPr>
+          <w:rFonts w:ascii="Times New Roman" w:hAnsi="Times New Roman" w:eastAsia="Times New Roman" w:cs="Times New Roman"/>
+        </w:rPr>
+        <w:t xml:space="preserve">C. 3n </w:t>
       </w:r>
       <w:r>
         <w:rPr>
@@ -9897,33 +9932,8 @@
     <w:p>
       <w:pPr>
         <w:pStyle w:val="BodyText"/>
+        <w:spacing w:before="0" w:after="0"/>
         <w:ind w:left="480" w:hanging="480"/>
-        <w:spacing w:before="0" w:after="0"/>
-      </w:pPr>
-      <w:r>
-        <w:rPr>
-          <w:rFonts w:ascii="Times New Roman" w:hAnsi="Times New Roman" w:eastAsia="Times New Roman" w:cs="Times New Roman"/>
-        </w:rPr>
-        <w:t xml:space="preserve">C. 3n </w:t>
-      </w:r>
-      <w:r>
-        <w:rPr>
-          <w:rFonts w:hint="eastAsia" w:ascii="Times New Roman" w:hAnsi="Times New Roman" w:eastAsia="FangSong" w:cs="Times New Roman"/>
-        </w:rPr>
-        <w:t xml:space="preserve">摩尔</w:t>
-      </w:r>
-      <w:r>
-        <w:rPr>
-          <w:rFonts w:ascii="Times New Roman" w:hAnsi="Times New Roman" w:eastAsia="Times New Roman" w:cs="Times New Roman"/>
-        </w:rPr>
-        <w:t xml:space="preserve">　　</w:t>
-      </w:r>
-    </w:p>
-    <w:p>
-      <w:pPr>
-        <w:pStyle w:val="BodyText"/>
-        <w:ind w:left="480" w:hanging="480"/>
-        <w:spacing w:before="0" w:after="180"/>
       </w:pPr>
       <w:r>
         <w:rPr>
@@ -15915,6 +15925,14 @@
       <w:tblPr>
         <w:tblStyle w:val="Table"/>
         <w:tblW w:type="auto" w:w="0"/>
+        <w:tblBorders>
+          <w:top w:val="single" w:sz="12" w:space="0" w:color="000000"/>
+          <w:left w:val="none" w:sz="0" w:space="0" w:color="auto"/>
+          <w:bottom w:val="single" w:sz="12" w:space="0" w:color="000000"/>
+          <w:right w:val="none" w:sz="0" w:space="0" w:color="auto"/>
+          <w:insideH w:val="none" w:sz="0" w:space="0" w:color="auto"/>
+          <w:insideV w:val="none" w:sz="0" w:space="0" w:color="auto"/>
+        </w:tblBorders>
         <w:tblLook w:firstRow="1" w:lastRow="0" w:firstColumn="0" w:lastColumn="0" w:noHBand="0" w:noVBand="0" w:val="0020"/>
       </w:tblPr>
       <w:tblGrid>
@@ -15927,7 +15945,11 @@
           <w:tblHeader w:val="on"/>
         </w:trPr>
         <w:tc>
-          <w:tcPr/>
+          <w:tcPr>
+            <w:tcBorders>
+              <w:bottom w:val="single" w:sz="8" w:space="0" w:color="000000"/>
+            </w:tcBorders>
+          </w:tcPr>
           <w:p>
             <w:pPr>
               <w:pStyle w:val="Compact"/>
@@ -15943,7 +15965,11 @@
           </w:p>
         </w:tc>
         <w:tc>
-          <w:tcPr/>
+          <w:tcPr>
+            <w:tcBorders>
+              <w:bottom w:val="single" w:sz="8" w:space="0" w:color="000000"/>
+            </w:tcBorders>
+          </w:tcPr>
           <w:p>
             <w:pPr>
               <w:pStyle w:val="Compact"/>
@@ -15959,7 +15985,11 @@
           </w:p>
         </w:tc>
         <w:tc>
-          <w:tcPr/>
+          <w:tcPr>
+            <w:tcBorders>
+              <w:bottom w:val="single" w:sz="8" w:space="0" w:color="000000"/>
+            </w:tcBorders>
+          </w:tcPr>
           <w:p>
             <w:pPr>
               <w:pStyle w:val="Compact"/>
@@ -25029,7 +25059,7 @@
     <ns0:rPr>
       <ns0:rFonts ns0:ascii="Times New Roman" ns0:cs="Times New Roman" ns0:eastAsia="SimHei" ns0:hAnsi="Times New Roman"/>
       <ns0:b/>
-      <ns0:color ns0:val="17324D"/>
+      <ns0:color ns0:val="000000"/>
       <ns0:sz ns0:val="44"/>
       <ns0:szCs ns0:val="56"/>
     </ns0:rPr>
@@ -25171,7 +25201,7 @@
     <ns0:rPr>
       <ns0:rFonts ns0:ascii="Times New Roman" ns0:cs="Times New Roman" ns0:eastAsia="SimHei" ns0:hAnsi="Times New Roman"/>
       <ns0:b/>
-      <ns0:color ns0:val="17324D"/>
+      <ns0:color ns0:val="000000"/>
       <ns0:sz ns0:val="32"/>
       <ns0:szCs ns0:val="40"/>
     </ns0:rPr>
@@ -25195,7 +25225,7 @@
     <ns0:rPr>
       <ns0:rFonts ns0:ascii="Times New Roman" ns0:cs="Times New Roman" ns0:eastAsia="SimHei" ns0:hAnsi="Times New Roman"/>
       <ns0:b/>
-      <ns0:color ns0:val="17324D"/>
+      <ns0:color ns0:val="000000"/>
       <ns0:sz ns0:val="28"/>
       <ns0:szCs ns0:val="32"/>
     </ns0:rPr>
@@ -25219,7 +25249,7 @@
     <ns0:rPr>
       <ns0:rFonts ns0:ascii="Times New Roman" ns0:cs="Times New Roman" ns0:eastAsia="SimHei" ns0:hAnsi="Times New Roman"/>
       <ns0:b/>
-      <ns0:color ns0:val="17324D"/>
+      <ns0:color ns0:val="000000"/>
       <ns0:sz ns0:val="25"/>
       <ns0:szCs ns0:val="28"/>
     </ns0:rPr>
